--- a/accrued-commissions-analysis/Accrued_Commissions_Unclaimed_Property_SOP.docx
+++ b/accrued-commissions-analysis/Accrued_Commissions_Unclaimed_Property_SOP.docx
@@ -2,7 +2,7 @@
 <file path=word/document.xml><?xml version="1.0" encoding="utf-8"?>
 <w:document xmlns:w="http://schemas.openxmlformats.org/wordprocessingml/2006/main" xmlns:m="http://schemas.openxmlformats.org/officeDocument/2006/math" xmlns:r="http://schemas.openxmlformats.org/officeDocument/2006/relationships" xmlns:o="urn:schemas-microsoft-com:office:office" xmlns:v="urn:schemas-microsoft-com:vml" xmlns:w10="urn:schemas-microsoft-com:office:word" xmlns:a="http://schemas.openxmlformats.org/drawingml/2006/main" xmlns:pic="http://schemas.openxmlformats.org/drawingml/2006/picture" xmlns:wp="http://schemas.openxmlformats.org/drawingml/2006/wordprocessingDrawing">
   <w:body>
-    <w:bookmarkStart w:id="33" w:name="X4f87409bf386e77ae0b280d25f48522e333963b"/>
+    <w:bookmarkStart w:id="61" w:name="X4f87409bf386e77ae0b280d25f48522e333963b"/>
     <w:p>
       <w:pPr>
         <w:pStyle w:val="Heading1"/>
@@ -2472,7 +2472,7 @@
       </w:r>
     </w:p>
     <w:bookmarkEnd w:id="31"/>
-    <w:bookmarkStart w:id="32" w:name="appendix"/>
+    <w:bookmarkStart w:id="60" w:name="appendix"/>
     <w:p>
       <w:pPr>
         <w:pStyle w:val="Heading2"/>
@@ -2496,7 +2496,7 @@
         <w:t xml:space="preserve"> </w:t>
       </w:r>
       <w:r>
-        <w:t xml:space="preserve">Short period = wages or compensation for personal services; long period = general catch-all. The likely test reflects agents being independent contractors.</w:t>
+        <w:t xml:space="preserve">Verified from the statute text and each state’s treasury holder pages on 10/6/2026. Short period = wages or other compensation for personal services; long period = general catch-all. The test column reflects agents being independent contractors.</w:t>
       </w:r>
     </w:p>
     <w:tbl>
@@ -2561,7 +2561,7 @@
               <w:jc w:val="left"/>
             </w:pPr>
             <w:r>
-              <w:t xml:space="preserve">Likely test for contractor commissions</w:t>
+              <w:t xml:space="preserve">Test for contractor commissions</w:t>
             </w:r>
           </w:p>
         </w:tc>
@@ -2599,19 +2599,19 @@
               <w:jc w:val="left"/>
             </w:pPr>
             <w:r>
-              <w:t xml:space="preserve">1 year (wages, Prop. Code 72.1015)</w:t>
-            </w:r>
-          </w:p>
-        </w:tc>
-        <w:tc>
-          <w:tcPr/>
-          <w:p>
-            <w:pPr>
-              <w:pStyle w:val="Compact"/>
-              <w:jc w:val="left"/>
-            </w:pPr>
-            <w:r>
-              <w:t xml:space="preserve">3 years (72.101)</w:t>
+              <w:t xml:space="preserve">1 year, unclaimed wages (Prop. Code 72.1015)</w:t>
+            </w:r>
+          </w:p>
+        </w:tc>
+        <w:tc>
+          <w:tcPr/>
+          <w:p>
+            <w:pPr>
+              <w:pStyle w:val="Compact"/>
+              <w:jc w:val="left"/>
+            </w:pPr>
+            <w:r>
+              <w:t xml:space="preserve">3 years, general (72.101(a))</w:t>
             </w:r>
           </w:p>
         </w:tc>
@@ -2635,7 +2635,7 @@
               <w:jc w:val="left"/>
             </w:pPr>
             <w:r>
-              <w:t xml:space="preserve">Wages defined by Labor Code 61.001, which excludes independent contractors</w:t>
+              <w:t xml:space="preserve">Wages take the Labor Code 61.001 meaning: compensation owed by an employer to an employee; 61.001(3)(B) excludes independent contractors. Comptroller Pub. 96-478 (rev. March 2026) lists MS02 Commissions at 3 years and MS01 wages at 1 year</w:t>
             </w:r>
           </w:p>
         </w:tc>
@@ -2661,19 +2661,19 @@
               <w:jc w:val="left"/>
             </w:pPr>
             <w:r>
-              <w:t xml:space="preserve">1 year (765 ILCS 1026/15-201)</w:t>
-            </w:r>
-          </w:p>
-        </w:tc>
-        <w:tc>
-          <w:tcPr/>
-          <w:p>
-            <w:pPr>
-              <w:pStyle w:val="Compact"/>
-              <w:jc w:val="left"/>
-            </w:pPr>
-            <w:r>
-              <w:t xml:space="preserve">3 years</w:t>
+              <w:t xml:space="preserve">1 year, wages, commissions or other compensation for personal services (765 ILCS 1026/15-201(13))</w:t>
+            </w:r>
+          </w:p>
+        </w:tc>
+        <w:tc>
+          <w:tcPr/>
+          <w:p>
+            <w:pPr>
+              <w:pStyle w:val="Compact"/>
+              <w:jc w:val="left"/>
+            </w:pPr>
+            <w:r>
+              <w:t xml:space="preserve">3 years, catch-all (15-201(15))</w:t>
             </w:r>
           </w:p>
         </w:tc>
@@ -2697,7 +2697,7 @@
               <w:jc w:val="left"/>
             </w:pPr>
             <w:r>
-              <w:t xml:space="preserve">Statute reaches other compensation for personal services</w:t>
+              <w:t xml:space="preserve">Statute reaches other compensation for personal services, not only employee wages</w:t>
             </w:r>
           </w:p>
         </w:tc>
@@ -2723,19 +2723,19 @@
               <w:jc w:val="left"/>
             </w:pPr>
             <w:r>
-              <w:t xml:space="preserve">2 years (wages and commissions, per PA Treasury matrix)</w:t>
-            </w:r>
-          </w:p>
-        </w:tc>
-        <w:tc>
-          <w:tcPr/>
-          <w:p>
-            <w:pPr>
-              <w:pStyle w:val="Compact"/>
-              <w:jc w:val="left"/>
-            </w:pPr>
-            <w:r>
-              <w:t xml:space="preserve">3 years</w:t>
+              <w:t xml:space="preserve">2 years, wages or other compensation for personal services (72 P.S. 1301.10(2))</w:t>
+            </w:r>
+          </w:p>
+        </w:tc>
+        <w:tc>
+          <w:tcPr/>
+          <w:p>
+            <w:pPr>
+              <w:pStyle w:val="Compact"/>
+              <w:jc w:val="left"/>
+            </w:pPr>
+            <w:r>
+              <w:t xml:space="preserve">3 years, other property (1301.10(1))</w:t>
             </w:r>
           </w:p>
         </w:tc>
@@ -2759,7 +2759,7 @@
               <w:jc w:val="left"/>
             </w:pPr>
             <w:r>
-              <w:t xml:space="preserve">Matrix lists commissions without an employee limit; not verified from statute</w:t>
+              <w:t xml:space="preserve">Statute reaches other compensation for personal services; Treasury’s handbook, matrix and VDA form describe the exception as payroll and commissions</w:t>
             </w:r>
           </w:p>
         </w:tc>
@@ -2785,19 +2785,19 @@
               <w:jc w:val="left"/>
             </w:pPr>
             <w:r>
-              <w:t xml:space="preserve">1 year (unpaid wages, 717.115)</w:t>
-            </w:r>
-          </w:p>
-        </w:tc>
-        <w:tc>
-          <w:tcPr/>
-          <w:p>
-            <w:pPr>
-              <w:pStyle w:val="Compact"/>
-              <w:jc w:val="left"/>
-            </w:pPr>
-            <w:r>
-              <w:t xml:space="preserve">5 years (717.102)</w:t>
+              <w:t xml:space="preserve">1 year, unpaid wages (717.115)</w:t>
+            </w:r>
+          </w:p>
+        </w:tc>
+        <w:tc>
+          <w:tcPr/>
+          <w:p>
+            <w:pPr>
+              <w:pStyle w:val="Compact"/>
+              <w:jc w:val="left"/>
+            </w:pPr>
+            <w:r>
+              <w:t xml:space="preserve">3 years where the owner’s address is unknown and the holder is a Florida entity (717.1035); 5 years where the owner has a Florida address (717.102(1))</w:t>
             </w:r>
           </w:p>
         </w:tc>
@@ -2821,7 +2821,7 @@
               <w:jc w:val="left"/>
             </w:pPr>
             <w:r>
-              <w:t xml:space="preserve">Wage rule not shown to reach contractors</w:t>
+              <w:t xml:space="preserve">Wage rule not shown to reach contractors; RaySon Partners is a Florida LLC, so 717.1035 governs its unknown-agent items</w:t>
             </w:r>
           </w:p>
         </w:tc>
@@ -2847,19 +2847,19 @@
               <w:jc w:val="left"/>
             </w:pPr>
             <w:r>
-              <w:t xml:space="preserve">1 year (35-12-72)</w:t>
-            </w:r>
-          </w:p>
-        </w:tc>
-        <w:tc>
-          <w:tcPr/>
-          <w:p>
-            <w:pPr>
-              <w:pStyle w:val="Compact"/>
-              <w:jc w:val="left"/>
-            </w:pPr>
-            <w:r>
-              <w:t xml:space="preserve">3 years</w:t>
+              <w:t xml:space="preserve">1 year, wages or other compensation for personal services (35-12-72(a)(14))</w:t>
+            </w:r>
+          </w:p>
+        </w:tc>
+        <w:tc>
+          <w:tcPr/>
+          <w:p>
+            <w:pPr>
+              <w:pStyle w:val="Compact"/>
+              <w:jc w:val="left"/>
+            </w:pPr>
+            <w:r>
+              <w:t xml:space="preserve">3 years, all other property (35-12-72(a)(18))</w:t>
             </w:r>
           </w:p>
         </w:tc>
@@ -2945,8 +2945,830 @@
               <w:jc w:val="left"/>
             </w:pPr>
             <w:r>
-              <w:t xml:space="preserve">Relevant only if an entity were formed in Missouri; none is</w:t>
-            </w:r>
+              <w:t xml:space="preserve">Not verified; relevant only if an entity were formed in Missouri, and none is</w:t>
+            </w:r>
+          </w:p>
+        </w:tc>
+      </w:tr>
+    </w:tbl>
+    <w:p>
+      <w:pPr>
+        <w:pStyle w:val="BodyText"/>
+      </w:pPr>
+      <w:r>
+        <w:rPr>
+          <w:bCs/>
+          <w:b/>
+        </w:rPr>
+        <w:t xml:space="preserve">Reporting calendar, due diligence, voluntary disclosure and anti-limitation provisions, as verified.</w:t>
+      </w:r>
+    </w:p>
+    <w:tbl>
+      <w:tblPr>
+        <w:tblStyle w:val="Table"/>
+        <w:tblW w:type="pct" w:w="5000"/>
+        <w:tblLook w:firstRow="1" w:lastRow="0" w:firstColumn="0" w:lastColumn="0" w:noHBand="0" w:noVBand="0" w:val="0020"/>
+        <w:jc w:val="start"/>
+      </w:tblPr>
+      <w:tblGrid>
+        <w:gridCol w:w="1320"/>
+        <w:gridCol w:w="1320"/>
+        <w:gridCol w:w="1320"/>
+        <w:gridCol w:w="1320"/>
+        <w:gridCol w:w="1320"/>
+        <w:gridCol w:w="1320"/>
+      </w:tblGrid>
+      <w:tr>
+        <w:trPr>
+          <w:tblHeader w:val="true"/>
+        </w:trPr>
+        <w:tc>
+          <w:tcPr/>
+          <w:p>
+            <w:pPr>
+              <w:pStyle w:val="Compact"/>
+              <w:jc w:val="left"/>
+            </w:pPr>
+            <w:r>
+              <w:t xml:space="preserve">State</w:t>
+            </w:r>
+          </w:p>
+        </w:tc>
+        <w:tc>
+          <w:tcPr/>
+          <w:p>
+            <w:pPr>
+              <w:pStyle w:val="Compact"/>
+              <w:jc w:val="left"/>
+            </w:pPr>
+            <w:r>
+              <w:t xml:space="preserve">Report due and cutoff</w:t>
+            </w:r>
+          </w:p>
+        </w:tc>
+        <w:tc>
+          <w:tcPr/>
+          <w:p>
+            <w:pPr>
+              <w:pStyle w:val="Compact"/>
+              <w:jc w:val="left"/>
+            </w:pPr>
+            <w:r>
+              <w:t xml:space="preserve">Due diligence to the owner</w:t>
+            </w:r>
+          </w:p>
+        </w:tc>
+        <w:tc>
+          <w:tcPr/>
+          <w:p>
+            <w:pPr>
+              <w:pStyle w:val="Compact"/>
+              <w:jc w:val="left"/>
+            </w:pPr>
+            <w:r>
+              <w:t xml:space="preserve">Voluntary disclosure</w:t>
+            </w:r>
+          </w:p>
+        </w:tc>
+        <w:tc>
+          <w:tcPr/>
+          <w:p>
+            <w:pPr>
+              <w:pStyle w:val="Compact"/>
+              <w:jc w:val="left"/>
+            </w:pPr>
+            <w:r>
+              <w:t xml:space="preserve">Anti-limitation provision</w:t>
+            </w:r>
+          </w:p>
+        </w:tc>
+        <w:tc>
+          <w:tcPr/>
+          <w:p>
+            <w:pPr>
+              <w:pStyle w:val="Compact"/>
+              <w:jc w:val="left"/>
+            </w:pPr>
+            <w:r>
+              <w:t xml:space="preserve">Pages read 10/6/2026</w:t>
+            </w:r>
+          </w:p>
+        </w:tc>
+      </w:tr>
+      <w:tr>
+        <w:tc>
+          <w:tcPr/>
+          <w:p>
+            <w:pPr>
+              <w:pStyle w:val="Compact"/>
+              <w:jc w:val="left"/>
+            </w:pPr>
+            <w:r>
+              <w:t xml:space="preserve">Texas</w:t>
+            </w:r>
+          </w:p>
+        </w:tc>
+        <w:tc>
+          <w:tcPr/>
+          <w:p>
+            <w:pPr>
+              <w:pStyle w:val="Compact"/>
+              <w:jc w:val="left"/>
+            </w:pPr>
+            <w:r>
+              <w:t xml:space="preserve">July 1 for property held on March 1 (74.101, 74.301)</w:t>
+            </w:r>
+          </w:p>
+        </w:tc>
+        <w:tc>
+          <w:tcPr/>
+          <w:p>
+            <w:pPr>
+              <w:pStyle w:val="Compact"/>
+              <w:jc w:val="left"/>
+            </w:pPr>
+            <w:r>
+              <w:t xml:space="preserve">More than $250; mail or e-mail at least 60 days before delivery (74.1011)</w:t>
+            </w:r>
+          </w:p>
+        </w:tc>
+        <w:tc>
+          <w:tcPr/>
+          <w:p>
+            <w:pPr>
+              <w:pStyle w:val="Compact"/>
+              <w:jc w:val="left"/>
+            </w:pPr>
+            <w:r>
+              <w:t xml:space="preserve">Comptroller may waive penalty and interest for good-faith holders (74.707); request to UP.VDA.requests@cpa.texas.gov; 10-year look-back (Pub. 96-576). Otherwise 10% interest (74.705) and 5% plus 5% penalty (74.706)</w:t>
+            </w:r>
+          </w:p>
+        </w:tc>
+        <w:tc>
+          <w:tcPr/>
+          <w:p>
+            <w:pPr>
+              <w:pStyle w:val="Compact"/>
+              <w:jc w:val="left"/>
+            </w:pPr>
+            <w:r>
+              <w:t xml:space="preserve">74.308: expiration of a period set by contract, statute or court order does not prevent abandonment or the duty to report. 74.309 prohibits private escheat by agreement</w:t>
+            </w:r>
+          </w:p>
+        </w:tc>
+        <w:tc>
+          <w:tcPr/>
+          <w:p>
+            <w:pPr>
+              <w:pStyle w:val="Compact"/>
+              <w:jc w:val="left"/>
+            </w:pPr>
+            <w:hyperlink r:id="rId32">
+              <w:r>
+                <w:rPr>
+                  <w:rStyle w:val="Hyperlink"/>
+                </w:rPr>
+                <w:t xml:space="preserve">Prop. Code ch. 72</w:t>
+              </w:r>
+            </w:hyperlink>
+            <w:r>
+              <w:t xml:space="preserve">,</w:t>
+            </w:r>
+            <w:r>
+              <w:t xml:space="preserve"> </w:t>
+            </w:r>
+            <w:hyperlink r:id="rId33">
+              <w:r>
+                <w:rPr>
+                  <w:rStyle w:val="Hyperlink"/>
+                </w:rPr>
+                <w:t xml:space="preserve">ch. 74</w:t>
+              </w:r>
+            </w:hyperlink>
+            <w:r>
+              <w:t xml:space="preserve">,</w:t>
+            </w:r>
+            <w:r>
+              <w:t xml:space="preserve"> </w:t>
+            </w:r>
+            <w:hyperlink r:id="rId34">
+              <w:r>
+                <w:rPr>
+                  <w:rStyle w:val="Hyperlink"/>
+                </w:rPr>
+                <w:t xml:space="preserve">Labor Code 61.001</w:t>
+              </w:r>
+            </w:hyperlink>
+            <w:r>
+              <w:t xml:space="preserve">,</w:t>
+            </w:r>
+            <w:r>
+              <w:t xml:space="preserve"> </w:t>
+            </w:r>
+            <w:hyperlink r:id="rId35">
+              <w:r>
+                <w:rPr>
+                  <w:rStyle w:val="Hyperlink"/>
+                </w:rPr>
+                <w:t xml:space="preserve">Pub. 96-478</w:t>
+              </w:r>
+            </w:hyperlink>
+            <w:r>
+              <w:t xml:space="preserve">,</w:t>
+            </w:r>
+            <w:r>
+              <w:t xml:space="preserve"> </w:t>
+            </w:r>
+            <w:hyperlink r:id="rId36">
+              <w:r>
+                <w:rPr>
+                  <w:rStyle w:val="Hyperlink"/>
+                </w:rPr>
+                <w:t xml:space="preserve">deadlines</w:t>
+              </w:r>
+            </w:hyperlink>
+            <w:r>
+              <w:t xml:space="preserve">,</w:t>
+            </w:r>
+            <w:r>
+              <w:t xml:space="preserve"> </w:t>
+            </w:r>
+            <w:hyperlink r:id="rId37">
+              <w:r>
+                <w:rPr>
+                  <w:rStyle w:val="Hyperlink"/>
+                </w:rPr>
+                <w:t xml:space="preserve">VDA</w:t>
+              </w:r>
+            </w:hyperlink>
+            <w:r>
+              <w:t xml:space="preserve">,</w:t>
+            </w:r>
+            <w:r>
+              <w:t xml:space="preserve"> </w:t>
+            </w:r>
+            <w:hyperlink r:id="rId38">
+              <w:r>
+                <w:rPr>
+                  <w:rStyle w:val="Hyperlink"/>
+                </w:rPr>
+                <w:t xml:space="preserve">Pub. 96-576</w:t>
+              </w:r>
+            </w:hyperlink>
+          </w:p>
+        </w:tc>
+      </w:tr>
+      <w:tr>
+        <w:tc>
+          <w:tcPr/>
+          <w:p>
+            <w:pPr>
+              <w:pStyle w:val="Compact"/>
+              <w:jc w:val="left"/>
+            </w:pPr>
+            <w:r>
+              <w:t xml:space="preserve">Illinois</w:t>
+            </w:r>
+          </w:p>
+        </w:tc>
+        <w:tc>
+          <w:tcPr/>
+          <w:p>
+            <w:pPr>
+              <w:pStyle w:val="Compact"/>
+              <w:jc w:val="left"/>
+            </w:pPr>
+            <w:r>
+              <w:t xml:space="preserve">Before May 1 for the preceding calendar year, business associations (15-403(b)); November 1 / June 30 only for financial organizations, insurers and governments</w:t>
+            </w:r>
+          </w:p>
+        </w:tc>
+        <w:tc>
+          <w:tcPr/>
+          <w:p>
+            <w:pPr>
+              <w:pStyle w:val="Compact"/>
+              <w:jc w:val="left"/>
+            </w:pPr>
+            <w:r>
+              <w:t xml:space="preserve">$50 or more; first-class mail 60 days to one year before filing (15-501)</w:t>
+            </w:r>
+          </w:p>
+        </w:tc>
+        <w:tc>
+          <w:tcPr/>
+          <w:p>
+            <w:pPr>
+              <w:pStyle w:val="Compact"/>
+              <w:jc w:val="left"/>
+            </w:pPr>
+            <w:r>
+              <w:t xml:space="preserve">Treasurer program since 2008: penalties and interest forgone; self-audit and remit within six months; not under examination</w:t>
+            </w:r>
+          </w:p>
+        </w:tc>
+        <w:tc>
+          <w:tcPr/>
+          <w:p>
+            <w:pPr>
+              <w:pStyle w:val="Compact"/>
+              <w:jc w:val="left"/>
+            </w:pPr>
+            <w:r>
+              <w:t xml:space="preserve">15-610(a): expiration of a period set by contract, statute or court order does not prevent abandonment or the duty to report</w:t>
+            </w:r>
+          </w:p>
+        </w:tc>
+        <w:tc>
+          <w:tcPr/>
+          <w:p>
+            <w:pPr>
+              <w:pStyle w:val="Compact"/>
+              <w:jc w:val="left"/>
+            </w:pPr>
+            <w:hyperlink r:id="rId39">
+              <w:r>
+                <w:rPr>
+                  <w:rStyle w:val="Hyperlink"/>
+                </w:rPr>
+                <w:t xml:space="preserve">15-201</w:t>
+              </w:r>
+            </w:hyperlink>
+            <w:r>
+              <w:t xml:space="preserve">,</w:t>
+            </w:r>
+            <w:r>
+              <w:t xml:space="preserve"> </w:t>
+            </w:r>
+            <w:hyperlink r:id="rId40">
+              <w:r>
+                <w:rPr>
+                  <w:rStyle w:val="Hyperlink"/>
+                </w:rPr>
+                <w:t xml:space="preserve">15-403</w:t>
+              </w:r>
+            </w:hyperlink>
+            <w:r>
+              <w:t xml:space="preserve">,</w:t>
+            </w:r>
+            <w:r>
+              <w:t xml:space="preserve"> </w:t>
+            </w:r>
+            <w:hyperlink r:id="rId41">
+              <w:r>
+                <w:rPr>
+                  <w:rStyle w:val="Hyperlink"/>
+                </w:rPr>
+                <w:t xml:space="preserve">15-501</w:t>
+              </w:r>
+            </w:hyperlink>
+            <w:r>
+              <w:t xml:space="preserve">,</w:t>
+            </w:r>
+            <w:r>
+              <w:t xml:space="preserve"> </w:t>
+            </w:r>
+            <w:hyperlink r:id="rId42">
+              <w:r>
+                <w:rPr>
+                  <w:rStyle w:val="Hyperlink"/>
+                </w:rPr>
+                <w:t xml:space="preserve">15-610</w:t>
+              </w:r>
+            </w:hyperlink>
+            <w:r>
+              <w:t xml:space="preserve">,</w:t>
+            </w:r>
+            <w:r>
+              <w:t xml:space="preserve"> </w:t>
+            </w:r>
+            <w:hyperlink r:id="rId43">
+              <w:r>
+                <w:rPr>
+                  <w:rStyle w:val="Hyperlink"/>
+                </w:rPr>
+                <w:t xml:space="preserve">Treasurer guidelines</w:t>
+              </w:r>
+            </w:hyperlink>
+            <w:r>
+              <w:t xml:space="preserve">,</w:t>
+            </w:r>
+            <w:r>
+              <w:t xml:space="preserve"> </w:t>
+            </w:r>
+            <w:hyperlink r:id="rId44">
+              <w:r>
+                <w:rPr>
+                  <w:rStyle w:val="Hyperlink"/>
+                </w:rPr>
+                <w:t xml:space="preserve">deadlines</w:t>
+              </w:r>
+            </w:hyperlink>
+            <w:r>
+              <w:t xml:space="preserve">,</w:t>
+            </w:r>
+            <w:r>
+              <w:t xml:space="preserve"> </w:t>
+            </w:r>
+            <w:hyperlink r:id="rId45">
+              <w:r>
+                <w:rPr>
+                  <w:rStyle w:val="Hyperlink"/>
+                </w:rPr>
+                <w:t xml:space="preserve">VDA</w:t>
+              </w:r>
+            </w:hyperlink>
+          </w:p>
+        </w:tc>
+      </w:tr>
+      <w:tr>
+        <w:tc>
+          <w:tcPr/>
+          <w:p>
+            <w:pPr>
+              <w:pStyle w:val="Compact"/>
+              <w:jc w:val="left"/>
+            </w:pPr>
+            <w:r>
+              <w:t xml:space="preserve">Pennsylvania</w:t>
+            </w:r>
+          </w:p>
+        </w:tc>
+        <w:tc>
+          <w:tcPr/>
+          <w:p>
+            <w:pPr>
+              <w:pStyle w:val="Compact"/>
+              <w:jc w:val="left"/>
+            </w:pPr>
+            <w:r>
+              <w:t xml:space="preserve">April 15 following the calendar year in which the period ran (1301.11(d), 1301.13(a)); December 31 cutoff</w:t>
+            </w:r>
+          </w:p>
+        </w:tc>
+        <w:tc>
+          <w:tcPr/>
+          <w:p>
+            <w:pPr>
+              <w:pStyle w:val="Compact"/>
+              <w:jc w:val="left"/>
+            </w:pPr>
+            <w:r>
+              <w:t xml:space="preserve">$50 or more; first-class mail 60 to 120 days before April 15, with an affirmation of compliance on the report (1301.10a)</w:t>
+            </w:r>
+          </w:p>
+        </w:tc>
+        <w:tc>
+          <w:tcPr/>
+          <w:p>
+            <w:pPr>
+              <w:pStyle w:val="Compact"/>
+              <w:jc w:val="left"/>
+            </w:pPr>
+            <w:r>
+              <w:t xml:space="preserve">Treasury VDA: penalties and interest waived; 10-year look-back; report within 90 days of execution; not for holders given voluntary compliance in the past 10 years. Otherwise 12% interest and up to $1,000 per day (1301.24)</w:t>
+            </w:r>
+          </w:p>
+        </w:tc>
+        <w:tc>
+          <w:tcPr/>
+          <w:p>
+            <w:pPr>
+              <w:pStyle w:val="Compact"/>
+              <w:jc w:val="left"/>
+            </w:pPr>
+            <w:r>
+              <w:t xml:space="preserve">1301.16: expiration of a period set by statute or court order does not prevent custody or the duty to report; contract periods are not mentioned and the Act has no private-escheat section</w:t>
+            </w:r>
+          </w:p>
+        </w:tc>
+        <w:tc>
+          <w:tcPr/>
+          <w:p>
+            <w:pPr>
+              <w:pStyle w:val="Compact"/>
+              <w:jc w:val="left"/>
+            </w:pPr>
+            <w:hyperlink r:id="rId46">
+              <w:r>
+                <w:rPr>
+                  <w:rStyle w:val="Hyperlink"/>
+                </w:rPr>
+                <w:t xml:space="preserve">72 P.S. 1301.1 et seq. (Treasury reprint)</w:t>
+              </w:r>
+            </w:hyperlink>
+            <w:r>
+              <w:t xml:space="preserve">,</w:t>
+            </w:r>
+            <w:r>
+              <w:t xml:space="preserve"> </w:t>
+            </w:r>
+            <w:hyperlink r:id="rId47">
+              <w:r>
+                <w:rPr>
+                  <w:rStyle w:val="Hyperlink"/>
+                </w:rPr>
+                <w:t xml:space="preserve">dormancy matrix</w:t>
+              </w:r>
+            </w:hyperlink>
+            <w:r>
+              <w:t xml:space="preserve">,</w:t>
+            </w:r>
+            <w:r>
+              <w:t xml:space="preserve"> </w:t>
+            </w:r>
+            <w:hyperlink r:id="rId48">
+              <w:r>
+                <w:rPr>
+                  <w:rStyle w:val="Hyperlink"/>
+                </w:rPr>
+                <w:t xml:space="preserve">holder handbook</w:t>
+              </w:r>
+            </w:hyperlink>
+            <w:r>
+              <w:t xml:space="preserve">,</w:t>
+            </w:r>
+            <w:r>
+              <w:t xml:space="preserve"> </w:t>
+            </w:r>
+            <w:hyperlink r:id="rId49">
+              <w:r>
+                <w:rPr>
+                  <w:rStyle w:val="Hyperlink"/>
+                </w:rPr>
+                <w:t xml:space="preserve">reporting guidelines</w:t>
+              </w:r>
+            </w:hyperlink>
+            <w:r>
+              <w:t xml:space="preserve">,</w:t>
+            </w:r>
+            <w:r>
+              <w:t xml:space="preserve"> </w:t>
+            </w:r>
+            <w:hyperlink r:id="rId50">
+              <w:r>
+                <w:rPr>
+                  <w:rStyle w:val="Hyperlink"/>
+                </w:rPr>
+                <w:t xml:space="preserve">VDA</w:t>
+              </w:r>
+            </w:hyperlink>
+          </w:p>
+        </w:tc>
+      </w:tr>
+      <w:tr>
+        <w:tc>
+          <w:tcPr/>
+          <w:p>
+            <w:pPr>
+              <w:pStyle w:val="Compact"/>
+              <w:jc w:val="left"/>
+            </w:pPr>
+            <w:r>
+              <w:t xml:space="preserve">Florida</w:t>
+            </w:r>
+          </w:p>
+        </w:tc>
+        <w:tc>
+          <w:tcPr/>
+          <w:p>
+            <w:pPr>
+              <w:pStyle w:val="Compact"/>
+              <w:jc w:val="left"/>
+            </w:pPr>
+            <w:r>
+              <w:t xml:space="preserve">Before May 1 for the preceding calendar year (717.117(5), 717.119)</w:t>
+            </w:r>
+          </w:p>
+        </w:tc>
+        <w:tc>
+          <w:tcPr/>
+          <w:p>
+            <w:pPr>
+              <w:pStyle w:val="Compact"/>
+              <w:jc w:val="left"/>
+            </w:pPr>
+            <w:r>
+              <w:t xml:space="preserve">$50 or more; first-class mail or elected e-mail 60 to 120 days before filing, statutory heading, 30 days to respond (717.117(6)-(7))</w:t>
+            </w:r>
+          </w:p>
+        </w:tc>
+        <w:tc>
+          <w:tcPr/>
+          <w:p>
+            <w:pPr>
+              <w:pStyle w:val="Compact"/>
+              <w:jc w:val="left"/>
+            </w:pPr>
+            <w:r>
+              <w:t xml:space="preserve">DFS program (Rule 69G-20.050): no penalty or interest; only for holders that have never filed and are not under examination; 10 report years. Otherwise up to $500 per day plus 25% of unreported value for willful failure (717.134)</w:t>
+            </w:r>
+          </w:p>
+        </w:tc>
+        <w:tc>
+          <w:tcPr/>
+          <w:p>
+            <w:pPr>
+              <w:pStyle w:val="Compact"/>
+              <w:jc w:val="left"/>
+            </w:pPr>
+            <w:r>
+              <w:t xml:space="preserve">717.129(1): expiration of a period set by contract, statute or court order does not prevent property from being presumed unclaimed or affect the duty to report</w:t>
+            </w:r>
+          </w:p>
+        </w:tc>
+        <w:tc>
+          <w:tcPr/>
+          <w:p>
+            <w:pPr>
+              <w:pStyle w:val="Compact"/>
+              <w:jc w:val="left"/>
+            </w:pPr>
+            <w:hyperlink r:id="rId51">
+              <w:r>
+                <w:rPr>
+                  <w:rStyle w:val="Hyperlink"/>
+                </w:rPr>
+                <w:t xml:space="preserve">Fla. Stat. ch. 717</w:t>
+              </w:r>
+            </w:hyperlink>
+            <w:r>
+              <w:t xml:space="preserve">,</w:t>
+            </w:r>
+            <w:r>
+              <w:t xml:space="preserve"> </w:t>
+            </w:r>
+            <w:hyperlink r:id="rId52">
+              <w:r>
+                <w:rPr>
+                  <w:rStyle w:val="Hyperlink"/>
+                </w:rPr>
+                <w:t xml:space="preserve">DFS VDA page</w:t>
+              </w:r>
+            </w:hyperlink>
+            <w:r>
+              <w:t xml:space="preserve">,</w:t>
+            </w:r>
+            <w:r>
+              <w:t xml:space="preserve"> </w:t>
+            </w:r>
+            <w:hyperlink r:id="rId53">
+              <w:r>
+                <w:rPr>
+                  <w:rStyle w:val="Hyperlink"/>
+                </w:rPr>
+                <w:t xml:space="preserve">Rule 69G-20.050</w:t>
+              </w:r>
+            </w:hyperlink>
+            <w:r>
+              <w:t xml:space="preserve">,</w:t>
+            </w:r>
+            <w:r>
+              <w:t xml:space="preserve"> </w:t>
+            </w:r>
+            <w:hyperlink r:id="rId54">
+              <w:r>
+                <w:rPr>
+                  <w:rStyle w:val="Hyperlink"/>
+                </w:rPr>
+                <w:t xml:space="preserve">holder portal</w:t>
+              </w:r>
+            </w:hyperlink>
+          </w:p>
+        </w:tc>
+      </w:tr>
+      <w:tr>
+        <w:tc>
+          <w:tcPr/>
+          <w:p>
+            <w:pPr>
+              <w:pStyle w:val="Compact"/>
+              <w:jc w:val="left"/>
+            </w:pPr>
+            <w:r>
+              <w:t xml:space="preserve">Alabama</w:t>
+            </w:r>
+          </w:p>
+        </w:tc>
+        <w:tc>
+          <w:tcPr/>
+          <w:p>
+            <w:pPr>
+              <w:pStyle w:val="Compact"/>
+              <w:jc w:val="left"/>
+            </w:pPr>
+            <w:r>
+              <w:t xml:space="preserve">Before November 1 for the 12 months ending June 30 (35-12-76(c), 35-12-77(e))</w:t>
+            </w:r>
+          </w:p>
+        </w:tc>
+        <w:tc>
+          <w:tcPr/>
+          <w:p>
+            <w:pPr>
+              <w:pStyle w:val="Compact"/>
+              <w:jc w:val="left"/>
+            </w:pPr>
+            <w:r>
+              <w:t xml:space="preserve">$50 or more; written notice at least 60 days before filing (35-12-76(d))</w:t>
+            </w:r>
+          </w:p>
+        </w:tc>
+        <w:tc>
+          <w:tcPr/>
+          <w:p>
+            <w:pPr>
+              <w:pStyle w:val="Compact"/>
+              <w:jc w:val="left"/>
+            </w:pPr>
+            <w:r>
+              <w:t xml:space="preserve">Treasurer VDA: past-due property reported without interest or penalties (Admin. Code 892-2-1-.02(6)). Otherwise $100 per business day up to $5,000, more if willful (35-12-92)</w:t>
+            </w:r>
+          </w:p>
+        </w:tc>
+        <w:tc>
+          <w:tcPr/>
+          <w:p>
+            <w:pPr>
+              <w:pStyle w:val="Compact"/>
+              <w:jc w:val="left"/>
+            </w:pPr>
+            <w:r>
+              <w:t xml:space="preserve">35-12-88(a): expiration of a period set by contract, statute or court order does not preclude abandonment or the duty to report</w:t>
+            </w:r>
+          </w:p>
+        </w:tc>
+        <w:tc>
+          <w:tcPr/>
+          <w:p>
+            <w:pPr>
+              <w:pStyle w:val="Compact"/>
+              <w:jc w:val="left"/>
+            </w:pPr>
+            <w:hyperlink r:id="rId55">
+              <w:r>
+                <w:rPr>
+                  <w:rStyle w:val="Hyperlink"/>
+                </w:rPr>
+                <w:t xml:space="preserve">Ala. Code 35-12-70 et seq. (Treasury reprint)</w:t>
+              </w:r>
+            </w:hyperlink>
+            <w:r>
+              <w:t xml:space="preserve">,</w:t>
+            </w:r>
+            <w:r>
+              <w:t xml:space="preserve"> </w:t>
+            </w:r>
+            <w:hyperlink r:id="rId56">
+              <w:r>
+                <w:rPr>
+                  <w:rStyle w:val="Hyperlink"/>
+                </w:rPr>
+                <w:t xml:space="preserve">dormancy guide</w:t>
+              </w:r>
+            </w:hyperlink>
+            <w:r>
+              <w:t xml:space="preserve">,</w:t>
+            </w:r>
+            <w:r>
+              <w:t xml:space="preserve"> </w:t>
+            </w:r>
+            <w:hyperlink r:id="rId57">
+              <w:r>
+                <w:rPr>
+                  <w:rStyle w:val="Hyperlink"/>
+                </w:rPr>
+                <w:t xml:space="preserve">reporting guidelines</w:t>
+              </w:r>
+            </w:hyperlink>
+            <w:r>
+              <w:t xml:space="preserve">,</w:t>
+            </w:r>
+            <w:r>
+              <w:t xml:space="preserve"> </w:t>
+            </w:r>
+            <w:hyperlink r:id="rId58">
+              <w:r>
+                <w:rPr>
+                  <w:rStyle w:val="Hyperlink"/>
+                </w:rPr>
+                <w:t xml:space="preserve">deadlines</w:t>
+              </w:r>
+            </w:hyperlink>
+            <w:r>
+              <w:t xml:space="preserve">,</w:t>
+            </w:r>
+            <w:r>
+              <w:t xml:space="preserve"> </w:t>
+            </w:r>
+            <w:hyperlink r:id="rId59">
+              <w:r>
+                <w:rPr>
+                  <w:rStyle w:val="Hyperlink"/>
+                </w:rPr>
+                <w:t xml:space="preserve">VDA</w:t>
+              </w:r>
+            </w:hyperlink>
           </w:p>
         </w:tc>
       </w:tr>
@@ -2996,17 +3818,17 @@
           <w:bCs/>
           <w:b/>
         </w:rPr>
-        <w:t xml:space="preserve">Not verified in this analysis.</w:t>
+        <w:t xml:space="preserve">Verification and what remains open.</w:t>
       </w:r>
       <w:r>
         <w:t xml:space="preserve"> </w:t>
       </w:r>
       <w:r>
-        <w:t xml:space="preserve">Primary statute pages for every state were blocked from the research session, so the periods above rest on statute summaries and state treasury guidance. Specifically unconfirmed: the Illinois business-holder report deadline, the Pennsylvania December 31 cutoff and current voluntary compliance terms, the Florida and Alabama due-diligence thresholds, Illinois and Missouri VDA programs, and whether any of the five states honors a contractual forfeiture against an escheat claim. Counsel confirms each before the first filing.</w:t>
-      </w:r>
-    </w:p>
-    <w:bookmarkEnd w:id="32"/>
-    <w:bookmarkEnd w:id="33"/>
+        <w:t xml:space="preserve">The periods, section numbers, report dates, due-diligence rules, voluntary disclosure terms and anti-limitation provisions above were read from the statute text and the state treasury pages on 10/6/2026; the links are the pages actually read. Still open for counsel: no court decision or Comptroller ruling specifically on broker-to-agent commissions was found, so the Texas 3-year position rests on the statutory definitions and the Comptroller’s property-code table; whether a court would enforce the Philadelphia ICA 60-day forfeiture against an escheat claim (the Pennsylvania statute is silent on contract-based bars, while Texas 74.308 and 74.309 cut against it); the deposit date is used as a proxy for the payable date; Missouri and the District of Columbia were not researched (no holder is formed in Missouri and the DC balance is zero); and Texas VDA eligibility for an entity that has filed before is not stated on the Comptroller’s pages.</w:t>
+      </w:r>
+    </w:p>
+    <w:bookmarkEnd w:id="60"/>
+    <w:bookmarkEnd w:id="61"/>
     <w:sectPr/>
   </w:body>
 </w:document>

--- a/accrued-commissions-analysis/Accrued_Commissions_Unclaimed_Property_SOP.docx
+++ b/accrued-commissions-analysis/Accrued_Commissions_Unclaimed_Property_SOP.docx
@@ -193,7 +193,7 @@
               <w:jc w:val="left"/>
             </w:pPr>
             <w:r>
-              <w:t xml:space="preserve">Controller</w:t>
+              <w:t xml:space="preserve">Director of Financial Reporting and Analysis</w:t>
             </w:r>
           </w:p>
         </w:tc>
@@ -243,7 +243,7 @@
               <w:jc w:val="left"/>
             </w:pPr>
             <w:r>
-              <w:t xml:space="preserve">Controller with counsel</w:t>
+              <w:t xml:space="preserve">Director of Financial Reporting and Analysis with counsel</w:t>
             </w:r>
           </w:p>
         </w:tc>
@@ -266,7 +266,7 @@
         <w:pStyle w:val="BodyText"/>
       </w:pPr>
       <w:r>
-        <w:t xml:space="preserve">This SOP is not legal advice. The state rules it relies on were compiled from statute summaries and state treasury guidance on 10/6/2026 and must be confirmed by counsel before the first filing.</w:t>
+        <w:t xml:space="preserve">This SOP is not legal advice. The state rules it relies on were verified from the statute text and state treasury pages on 10/6/2026 (appendix); counsel confirms the adopted positions before the first filing.</w:t>
       </w:r>
     </w:p>
     <w:bookmarkEnd w:id="20"/>
@@ -410,7 +410,7 @@
         <w:t xml:space="preserve"> </w:t>
       </w:r>
       <w:r>
-        <w:t xml:space="preserve">Texas uses 3 years for general property and 1 year for wages, but Texas defines wages through Labor Code 61.001, which excludes independent contractors, so the 3-year period is the likely test. Illinois (1 year for other compensation for personal services), Alabama (1 year, same wording) and Pennsylvania (2 years for wages and commissions) likely apply their shorter periods to contractor commissions. Florida’s 1-year wage rule has not been shown to reach contractors, so its 5-year general period is the likely test.</w:t>
+        <w:t xml:space="preserve">Texas uses 3 years for general property and 1 year for wages, but Texas defines wages through Labor Code 61.001, which excludes independent contractors, so the 3-year period applies; management adopted it on 10/6/2026 after verifying the statute and the Comptroller’s property-code table, which lists commissions at 3 years and wages at 1. Illinois (1 year for other compensation for personal services), Alabama (1 year, same wording) and Pennsylvania (2 years for wages and commissions) apply their shorter periods to contractor commissions. Florida’s 1-year wage rule does not reach contractors; for a Florida-organized holder with an unknown owner address the period is 3 years (717.1035), and 5 years where the owner has a Florida address (717.102).</w:t>
       </w:r>
     </w:p>
     <w:p>
@@ -432,7 +432,7 @@
         <w:t xml:space="preserve"> </w:t>
       </w:r>
       <w:r>
-        <w:t xml:space="preserve">The company’s contractual fee and E&amp;O on each check is revenue and is never unclaimed property. Amounts an agent owes the company may be offset under every agreement. A contractual forfeiture (the Philly 60-day incomplete-file clause, the TUR breach clauses) is not a safe basis for keeping money: unclaimed property acts carry anti-limitation provisions, Alabama’s expressly, that disregard contractual limits on the owner’s right. Treat forfeiture as a counsel question, item by item.</w:t>
+        <w:t xml:space="preserve">The company’s contractual fee and E&amp;O on each check is revenue and is never unclaimed property. Amounts an agent owes the company may be offset under every agreement. A contractual forfeiture (the Philly 60-day incomplete-file clause, the TUR breach clauses) is not relied on against the state: Texas, Illinois, Florida and Alabama provide that the expiration of a period set by contract does not prevent property from being presumed abandoned, Texas also prohibits diverting funds into income by private agreement, and Pennsylvania’s act is silent. Management decided on 10/6/2026 that an item past dormancy is paid or reported at the agent’s share regardless of those clauses.</w:t>
       </w:r>
     </w:p>
     <w:p>
@@ -462,7 +462,7 @@
         <w:pStyle w:val="FirstParagraph"/>
       </w:pPr>
       <w:r>
-        <w:t xml:space="preserve">Voluntary disclosure agreements are available in Texas (penalty and interest waived; not available once the Comptroller has made contact) and Florida (no penalties, five-year look-back). Pennsylvania’s amnesty ended in 2010 and interest of 12% per year is cited from the due date. Illinois and Missouri programs were not researched.</w:t>
+        <w:t xml:space="preserve">Voluntary disclosure agreements are available in all five states (appendix). Texas waives penalty and interest for a good-faith holder, with a 10-year look-back, and the request must precede any Comptroller contact; Pennsylvania waives penalties and its 12% interest with a 10-year look-back; Illinois and Alabama waive penalties and interest; Florida’s program is open only to holders that have never filed. In every state in scope a holder that pays or delivers property in good faith is relieved of liability for it, and a holder that later pays the owner may recover the amount from the state.</w:t>
       </w:r>
     </w:p>
     <w:bookmarkEnd w:id="22"/>
@@ -480,7 +480,7 @@
         <w:pStyle w:val="FirstParagraph"/>
       </w:pPr>
       <w:r>
-        <w:t xml:space="preserve">The Controller owns the process end to end; the office accountants own the matching; counsel owns the legal positions.</w:t>
+        <w:t xml:space="preserve">The Director of Financial Reporting and Analysis owns the process end to end; the office accountants own the matching; counsel owns the legal positions.</w:t>
       </w:r>
     </w:p>
     <w:tbl>
@@ -584,7 +584,7 @@
               <w:jc w:val="left"/>
             </w:pPr>
             <w:r>
-              <w:t xml:space="preserve">Controller</w:t>
+              <w:t xml:space="preserve">Director of Financial Reporting and Analysis</w:t>
             </w:r>
           </w:p>
         </w:tc>
@@ -731,7 +731,7 @@
         <w:pStyle w:val="FirstParagraph"/>
       </w:pPr>
       <w:r>
-        <w:t xml:space="preserve">Within 30 days of each quarter end, the Controller re-runs the analysis workbook and works only the items that matter for unclaimed property: those past their state’s dormancy threshold today, and those that will be past it at the next state report cutoff. Everything younger is left to the ordinary application process. The result is documented in a short quarterly findings memo.</w:t>
+        <w:t xml:space="preserve">Within 30 days of each quarter end, the Director of Financial Reporting and Analysis re-runs the analysis workbook and works only the items that matter for unclaimed property: those past their state’s dormancy threshold today, and those that will be past it at the next state report cutoff. Everything younger is left to the ordinary application process. The result is documented in a short quarterly findings memo.</w:t>
       </w:r>
     </w:p>
     <w:p>
@@ -797,7 +797,7 @@
         <w:t xml:space="preserve"> </w:t>
       </w:r>
       <w:r>
-        <w:t xml:space="preserve">Fee, small amount, memo-flagged, or larger commission check. Fee and confirmed small items are booked to revenue and removed. Memo-flagged items are refunded to the payer and removed.</w:t>
+        <w:t xml:space="preserve">Fee, small amount, memo-flagged, or larger commission check. Fee and confirmed small items are confirmed as company fees and left to the ordinary matching process and the year-end revenue true-up; only an item being written off at this review is booked to revenue now. Memo-flagged items are refunded to the payer and removed.</w:t>
       </w:r>
     </w:p>
     <w:p>
@@ -933,7 +933,7 @@
         <w:pStyle w:val="FirstParagraph"/>
       </w:pPr>
       <w:r>
-        <w:t xml:space="preserve">Each class has one treatment. The Controller may override a classification with documented reasons, never the treatment.</w:t>
+        <w:t xml:space="preserve">Each class has one treatment. The Director of Financial Reporting and Analysis may override a classification with documented reasons, never the treatment.</w:t>
       </w:r>
     </w:p>
     <w:tbl>
@@ -1022,7 +1022,7 @@
               <w:jc w:val="left"/>
             </w:pPr>
             <w:r>
-              <w:t xml:space="preserve">Company revenue. Book to transaction fee or E&amp;O revenue. Not unclaimed property.</w:t>
+              <w:t xml:space="preserve">Company revenue, not unclaimed property. Recognized when the item is matched in the ordinary course and captured by the year-end revenue true-up; fee checks are not moved to revenue en masse. At a quarterly review only a fee item being written off at that time is booked to revenue.</w:t>
             </w:r>
           </w:p>
         </w:tc>
@@ -1060,7 +1060,7 @@
               <w:jc w:val="left"/>
             </w:pPr>
             <w:r>
-              <w:t xml:space="preserve">Presumed fee; review the memo. Book to revenue once confirmed, otherwise treat as a commission check.</w:t>
+              <w:t xml:space="preserve">Presumed fee; review the memo. Treated as a fee check once confirmed, otherwise as a commission check.</w:t>
             </w:r>
           </w:p>
         </w:tc>
@@ -1231,7 +1231,7 @@
         <w:t xml:space="preserve"> </w:t>
       </w:r>
       <w:r>
-        <w:t xml:space="preserve">The Philly agreement forfeits the agent’s share on files still incomplete 60 days after closing and retains 100% where a lapsed license is not reactivated within 30 days; the TUR agreement forfeits accrued commissions on certain breaches. These are not applied without written confirmation from counsel that the governing state will honor them, and without the triggering facts documented per item.</w:t>
+        <w:t xml:space="preserve">The Philly agreement forfeits the agent’s share on files still incomplete 60 days after closing and retains 100% where a lapsed license is not reactivated within 30 days; the TUR agreement forfeits accrued commissions on certain breaches. These clauses are not relied on against the state: an item past dormancy is paid or reported at the agent’s share regardless of them (decision 10/6/2026; Legal framework, principle 4). They may be applied only to an item matched and settled in the ordinary course before dormancy, with the triggering facts documented per item.</w:t>
       </w:r>
     </w:p>
     <w:bookmarkEnd w:id="26"/>
@@ -1438,7 +1438,7 @@
               <w:jc w:val="left"/>
             </w:pPr>
             <w:r>
-              <w:t xml:space="preserve">Owners of $50 or more listed on the report; notice rule in Fla. Stat. 717.117</w:t>
+              <w:t xml:space="preserve">Notice 60 to 120 days before filing for $50 or more (Fla. Stat. 717.117(6))</w:t>
             </w:r>
           </w:p>
         </w:tc>
@@ -1500,7 +1500,7 @@
               <w:jc w:val="left"/>
             </w:pPr>
             <w:r>
-              <w:t xml:space="preserve">$50 threshold per secondary sources</w:t>
+              <w:t xml:space="preserve">Notice at least 60 days before filing for $50 or more (Ala. Code 35-12-76(d))</w:t>
             </w:r>
           </w:p>
         </w:tc>
@@ -1600,31 +1600,31 @@
               <w:jc w:val="left"/>
             </w:pPr>
             <w:r>
-              <w:t xml:space="preserve">June 30 for financial and government holders; business-holder cutoff not confirmed</w:t>
-            </w:r>
-          </w:p>
-        </w:tc>
-        <w:tc>
-          <w:tcPr/>
-          <w:p>
-            <w:pPr>
-              <w:pStyle w:val="Compact"/>
-              <w:jc w:val="left"/>
-            </w:pPr>
-            <w:r>
-              <w:t xml:space="preserve">November 1 for those holders</w:t>
-            </w:r>
-          </w:p>
-        </w:tc>
-        <w:tc>
-          <w:tcPr/>
-          <w:p>
-            <w:pPr>
-              <w:pStyle w:val="Compact"/>
-              <w:jc w:val="left"/>
-            </w:pPr>
-            <w:r>
-              <w:t xml:space="preserve">Letter 60 to 365 days before the report for property over $50</w:t>
+              <w:t xml:space="preserve">December 31 (business associations, 765 ILCS 1026/15-403(b))</w:t>
+            </w:r>
+          </w:p>
+        </w:tc>
+        <w:tc>
+          <w:tcPr/>
+          <w:p>
+            <w:pPr>
+              <w:pStyle w:val="Compact"/>
+              <w:jc w:val="left"/>
+            </w:pPr>
+            <w:r>
+              <w:t xml:space="preserve">Before May 1</w:t>
+            </w:r>
+          </w:p>
+        </w:tc>
+        <w:tc>
+          <w:tcPr/>
+          <w:p>
+            <w:pPr>
+              <w:pStyle w:val="Compact"/>
+              <w:jc w:val="left"/>
+            </w:pPr>
+            <w:r>
+              <w:t xml:space="preserve">Letter 60 days to one year before filing for $50 or more (15-501)</w:t>
             </w:r>
           </w:p>
         </w:tc>
@@ -1647,7 +1647,7 @@
         <w:pStyle w:val="BodyText"/>
       </w:pPr>
       <w:r>
-        <w:t xml:space="preserve">For Texas, the practical sequence each year is: quarterly review at December 31 identifies items that will be dormant on March 1; letters go out in March; the report is filed and funds remitted by July 1. For Florida and Pennsylvania the December 31 review feeds letters in January or February and filings in April. Alabama’s June 30 cutoff is fed by the June quarterly review.</w:t>
+        <w:t xml:space="preserve">For Texas, the practical sequence each year is: quarterly review at December 31 identifies items that will be dormant on March 1; letters go out in March; the report is filed and funds remitted by July 1. For Florida, Pennsylvania and Illinois the December 31 review feeds letters in January or February and filings in April and May. Alabama’s June 30 cutoff is fed by the June quarterly review.</w:t>
       </w:r>
     </w:p>
     <w:bookmarkEnd w:id="27"/>
@@ -1829,7 +1829,7 @@
               <w:jc w:val="left"/>
             </w:pPr>
             <w:r>
-              <w:t xml:space="preserve">Company’s money</w:t>
+              <w:t xml:space="preserve">Company’s money; booked when matched in the ordinary course, at the year-end true-up, or when written off at a quarterly review</w:t>
             </w:r>
           </w:p>
         </w:tc>
@@ -2041,6 +2041,24 @@
       </w:pPr>
       <w:r>
         <w:t xml:space="preserve">Two things never happen: an aged item is not written off to revenue because the owner is unknown, and an estimated agent share is not reversed into income because no claim arrived. Reserve the estimated agent share in commissions payable until it is paid or remitted.</w:t>
+      </w:r>
+    </w:p>
+    <w:p>
+      <w:pPr>
+        <w:pStyle w:val="BodyText"/>
+      </w:pPr>
+      <w:r>
+        <w:rPr>
+          <w:bCs/>
+          <w:b/>
+        </w:rPr>
+        <w:t xml:space="preserve">After remittance.</w:t>
+      </w:r>
+      <w:r>
+        <w:t xml:space="preserve"> </w:t>
+      </w:r>
+      <w:r>
+        <w:t xml:space="preserve">Good-faith delivery to a state relieves the holder of liability for the property (Tex. Prop. Code 74.304; 72 P.S. 1301.14; Fla. Stat. 717.1201; Ala. Code 35-12-79; 765 ILCS 1026/15-604). If an agent later submits the file for a transaction whose commission has already been remitted, the transaction is still processed in Paperless Pipeline and the agent is still paid: either the agent claims the money from the state, or the company pays the agent and files for reimbursement from the state (Texas 74.502; Pennsylvania 1301.14, with interest; Florida 717.1201(3); Alabama 35-12-79(c); Illinois 15-605). The company’s fee on that transaction is revenue as usual. Keep the state report reference on the item so the reimbursement claim can be filed.</w:t>
       </w:r>
     </w:p>
     <w:bookmarkEnd w:id="28"/>
@@ -2096,7 +2114,7 @@
         <w:pStyle w:val="Compact"/>
       </w:pPr>
       <w:r>
-        <w:t xml:space="preserve">Book the fee checks and confirmed small items to revenue.</w:t>
+        <w:t xml:space="preserve">Confirm the fee checks and small items as company fees; they stay in the ordinary matching process and the year-end revenue true-up, and only an item being written off at this review is booked to revenue now.</w:t>
       </w:r>
     </w:p>
     <w:p>
@@ -2132,7 +2150,7 @@
         <w:pStyle w:val="Compact"/>
       </w:pPr>
       <w:r>
-        <w:t xml:space="preserve">Take the open questions to counsel in one package: the Texas period for contractor commissions, the formation-state default for the Chicago and Philly entities, the Philly forfeiture and offset clauses, and whether to file a Texas voluntary disclosure for the Texas entities together.</w:t>
+        <w:t xml:space="preserve">Take the adopted positions to counsel in one package for confirmation: the Texas 3-year period for contractor commissions, the formation-state default for the Chicago and Philly entities, the decision not to rely on the Philly and TUR forfeiture clauses, the offset clauses, and the Texas voluntary disclosure for the Texas entities together.</w:t>
       </w:r>
     </w:p>
     <w:p>
@@ -2468,7 +2486,7 @@
         <w:pStyle w:val="BodyText"/>
       </w:pPr>
       <w:r>
-        <w:t xml:space="preserve">Escalation: any threshold item over $5,000 that cannot be resolved by the quarterly memo date goes to the CFO with the reason. Any contact from a state administrator or audit firm about unclaimed property goes to the Controller and counsel the same day, because a voluntary disclosure is no longer available once contact has been made.</w:t>
+        <w:t xml:space="preserve">Escalation: any threshold item over $5,000 that cannot be resolved by the quarterly memo date goes to the CFO with the reason. Any contact from a state administrator or audit firm about unclaimed property goes to the Director of Financial Reporting and Analysis and counsel the same day, because a voluntary disclosure is no longer available once contact has been made.</w:t>
       </w:r>
     </w:p>
     <w:bookmarkEnd w:id="31"/>
@@ -3818,13 +3836,13 @@
           <w:bCs/>
           <w:b/>
         </w:rPr>
-        <w:t xml:space="preserve">Verification and what remains open.</w:t>
+        <w:t xml:space="preserve">Verification and positions adopted.</w:t>
       </w:r>
       <w:r>
         <w:t xml:space="preserve"> </w:t>
       </w:r>
       <w:r>
-        <w:t xml:space="preserve">The periods, section numbers, report dates, due-diligence rules, voluntary disclosure terms and anti-limitation provisions above were read from the statute text and the state treasury pages on 10/6/2026; the links are the pages actually read. Still open for counsel: no court decision or Comptroller ruling specifically on broker-to-agent commissions was found, so the Texas 3-year position rests on the statutory definitions and the Comptroller’s property-code table; whether a court would enforce the Philadelphia ICA 60-day forfeiture against an escheat claim (the Pennsylvania statute is silent on contract-based bars, while Texas 74.308 and 74.309 cut against it); the deposit date is used as a proxy for the payable date; Missouri and the District of Columbia were not researched (no holder is formed in Missouri and the DC balance is zero); and Texas VDA eligibility for an entity that has filed before is not stated on the Comptroller’s pages.</w:t>
+        <w:t xml:space="preserve">The periods, section numbers, report dates, due-diligence rules, voluntary disclosure terms and anti-limitation provisions above were read from the statute text and the state treasury pages on 10/6/2026; the links are the pages actually read. Positions adopted by management on 10/6/2026: Texas applies the 3-year rule to independent-contractor commissions (no court decision or Comptroller ruling specifically on broker-to-agent commissions was found; the position rests on the statutory definitions and the Comptroller’s property-code table), and the Philadelphia and TUR forfeiture clauses are not relied on against an escheat claim. Still open for counsel’s confirmation: the deposit date is used as a proxy for the payable date; Missouri and the District of Columbia were not researched (no holder is formed in Missouri and the DC balance is zero); and Texas VDA eligibility for an entity that has filed before is not stated on the Comptroller’s pages.</w:t>
       </w:r>
     </w:p>
     <w:bookmarkEnd w:id="60"/>

--- a/accrued-commissions-analysis/Accrued_Commissions_Unclaimed_Property_SOP.docx
+++ b/accrued-commissions-analysis/Accrued_Commissions_Unclaimed_Property_SOP.docx
@@ -33,7 +33,7 @@
         <w:pStyle w:val="FirstParagraph"/>
       </w:pPr>
       <w:r>
-        <w:t xml:space="preserve">Unapplied commission deposits are applied in the ordinary course of business, with no deadline, and are reviewed quarterly against each state’s dormancy threshold. Items that have crossed the threshold, or will cross it before the next state report cutoff, are resolved and taken off the books: paid to the owner, refunded to the payer, remitted to the state, or retained with documented support. Quarterly is the right cadence: dormancy periods run one to five years, and the state cutoffs (March 1, June 30, December 31) each fall at a quarter boundary.</w:t>
+        <w:t xml:space="preserve">Unapplied commission deposits are applied in the ordinary course of business, with no deadline, and are reviewed twice a year against each state’s dormancy threshold. Items that have crossed the threshold, or will cross it before the next state report cutoff, are resolved and taken off the books: paid to the owner, refunded to the payer, remitted to the state, or retained with documented support. Twice a year is the right cadence: dormancy periods run one to three years, a review in early December feeds the December 31 cutoffs (Pennsylvania, Illinois, Florida) and the March 1 Texas cutoff, and a review in early June feeds the June 30 Alabama cutoff and the July 1 Texas remittance.</w:t>
       </w:r>
     </w:p>
     <w:p>
@@ -41,7 +41,7 @@
         <w:pStyle w:val="BodyText"/>
       </w:pPr>
       <w:r>
-        <w:t xml:space="preserve">This is a standing policy. It carries no balances or dates of its own; the current figures, the aged-item detail and each quarter’s decisions live in the analysis workbook and the quarterly findings memo. It covers every check or wire deposited into an office operating account of Dallas, Houston, Texas United Realty (TUR), Chicago, Philly, Leading Edge, Gallery or DC that has not yet been matched to a transaction and booked in Sage.</w:t>
+        <w:t xml:space="preserve">This is a standing policy. It carries no balances or dates of its own; the current figures, the aged-item detail and each review’s decisions live in the analysis workbook and the semi-annual findings memo. It covers every check or wire deposited into an office operating account of Dallas, Houston, Texas United Realty (TUR), Chicago, Philly, Leading Edge, Gallery or DC that has not yet been matched to a transaction and booked in Sage.</w:t>
       </w:r>
     </w:p>
     <w:tbl>
@@ -169,7 +169,7 @@
               <w:jc w:val="left"/>
             </w:pPr>
             <w:r>
-              <w:t xml:space="preserve">Quarterly, within 30 days of quarter end</w:t>
+              <w:t xml:space="preserve">Twice a year: early December (as of November 30) and early June (as of May 31), ahead of the state cutoffs</w:t>
             </w:r>
           </w:p>
         </w:tc>
@@ -205,7 +205,7 @@
               <w:jc w:val="left"/>
             </w:pPr>
             <w:r>
-              <w:t xml:space="preserve">Updated analysis workbook; quarterly findings memo</w:t>
+              <w:t xml:space="preserve">Updated analysis workbook; semi-annual findings memo</w:t>
             </w:r>
           </w:p>
         </w:tc>
@@ -318,7 +318,7 @@
         <w:pStyle w:val="BodyText"/>
       </w:pPr>
       <w:r>
-        <w:t xml:space="preserve">Deposits often sit in the block for a long time before they are applied, and that is acceptable. Late application is not the risk. The risk is an amount that belongs to an agent or a payer crossing its state’s dormancy threshold and reaching a report cutoff without having been paid, refunded, or reported. This policy exists to catch those items each quarter and get them off the books.</w:t>
+        <w:t xml:space="preserve">Deposits often sit in the block for a long time before they are applied, and that is acceptable. Late application is not the risk. The risk is an amount that belongs to an agent or a payer crossing its state’s dormancy threshold and reaching a report cutoff without having been paid, refunded, or reported. This policy exists to catch those items at each semi-annual review and get them off the books.</w:t>
       </w:r>
     </w:p>
     <w:p>
@@ -326,7 +326,7 @@
         <w:pStyle w:val="BodyText"/>
       </w:pPr>
       <w:r>
-        <w:t xml:space="preserve">Current balances, aging, classification and exposure by entity are in Accrued_Commissions_Unclaimed_Property_Analysis.xlsx, rebuilt each quarter, and summarized in that quarter’s findings memo. The first findings memo, dated 10/6/2026, also carries the plan for working the initial backlog.</w:t>
+        <w:t xml:space="preserve">Current balances, aging, classification and exposure by entity are in Accrued_Commissions_Unclaimed_Property_Analysis.xlsx, rebuilt at each semi-annual review, and summarized in that review’s findings memo. The first findings memo, dated 10/6/2026, also carries the plan for working the initial backlog.</w:t>
       </w:r>
     </w:p>
     <w:bookmarkEnd w:id="21"/>
@@ -596,7 +596,7 @@
               <w:jc w:val="left"/>
             </w:pPr>
             <w:r>
-              <w:t xml:space="preserve">Run the quarterly threshold review, maintain the analysis workbook, approve estimated splits, approve due-diligence letters, prepare state reports and remittance JEs, write the quarterly findings memo, keep the filing calendar.</w:t>
+              <w:t xml:space="preserve">Run the semi-annual threshold review, maintain the analysis workbook, approve estimated splits, approve due-diligence letters, prepare state reports and remittance JEs, write the semi-annual findings memo, keep the filing calendar.</w:t>
             </w:r>
           </w:p>
         </w:tc>
@@ -669,7 +669,7 @@
         <w:pStyle w:val="FirstParagraph"/>
       </w:pPr>
       <w:r>
-        <w:t xml:space="preserve">Deposits are applied when the transaction is identified, with no deadline. Some commissions are applied long after deposit and that is normal. Three things are required of the ongoing process so that the quarterly review has what it needs.</w:t>
+        <w:t xml:space="preserve">Deposits are applied when the transaction is identified, with no deadline. Some commissions are applied long after deposit and that is normal. Three things are required of the ongoing process so that the semi-annual review has what it needs.</w:t>
       </w:r>
     </w:p>
     <w:p>
@@ -705,7 +705,7 @@
         <w:pStyle w:val="Compact"/>
       </w:pPr>
       <w:r>
-        <w:t xml:space="preserve">Anything learned about an unapplied item (a payer’s file reference, a likely agent, a note that the check is not ours) is written in the memo column so it is there at the next quarterly review.</w:t>
+        <w:t xml:space="preserve">Anything learned about an unapplied item (a payer’s file reference, a likely agent, a note that the check is not ours) is written in the memo column so it is there at the next semi-annual review.</w:t>
       </w:r>
     </w:p>
     <w:p>
@@ -717,13 +717,13 @@
       </w:r>
     </w:p>
     <w:bookmarkEnd w:id="24"/>
-    <w:bookmarkStart w:id="25" w:name="quarterly-unclaimed-property-review"/>
+    <w:bookmarkStart w:id="25" w:name="semi-annual-unclaimed-property-review"/>
     <w:p>
       <w:pPr>
         <w:pStyle w:val="Heading2"/>
       </w:pPr>
       <w:r>
-        <w:t xml:space="preserve">Quarterly unclaimed property review</w:t>
+        <w:t xml:space="preserve">Semi-annual unclaimed property review</w:t>
       </w:r>
     </w:p>
     <w:p>
@@ -731,7 +731,7 @@
         <w:pStyle w:val="FirstParagraph"/>
       </w:pPr>
       <w:r>
-        <w:t xml:space="preserve">Within 30 days of each quarter end, the Director of Financial Reporting and Analysis re-runs the analysis workbook and works only the items that matter for unclaimed property: those past their state’s dormancy threshold today, and those that will be past it at the next state report cutoff. Everything younger is left to the ordinary application process. The result is documented in a short quarterly findings memo.</w:t>
+        <w:t xml:space="preserve">In early December (as of November 30) and early June (as of May 31), ahead of the state cutoffs, the Director of Financial Reporting and Analysis re-runs the analysis workbook and works only the items that matter for unclaimed property: those past their state’s dormancy threshold today, and those that will be past it at the next state report cutoff. Everything younger is left to the ordinary application process. The result is documented in a short semi-annual findings memo.</w:t>
       </w:r>
     </w:p>
     <w:p>
@@ -753,7 +753,7 @@
         <w:t xml:space="preserve"> </w:t>
       </w:r>
       <w:r>
-        <w:t xml:space="preserve">Re-extract the prior-month accrued blocks from the Cash Requirements workbook into the analysis workbook (the build script does this from the two CSV extracts) and set the as-of date to quarter end. Confirm every entity total ties to the tab’s outstanding amount. Update the fee lists if an office changed its schedule.</w:t>
+        <w:t xml:space="preserve">Re-extract the prior-month accrued blocks from the Cash Requirements workbook into the analysis workbook (the build script does this from the two CSV extracts) and set the as-of date to the review date. Confirm every entity total ties to the tab’s outstanding amount. Update the fee lists if an office changed its schedule.</w:t>
       </w:r>
     </w:p>
     <w:p>
@@ -775,7 +775,7 @@
         <w:t xml:space="preserve"> </w:t>
       </w:r>
       <w:r>
-        <w:t xml:space="preserve">Filter the Detail tab to items flagged dormant today or dormant at the next cutoff under the likely test for their governing state. This is the working list for the quarter.</w:t>
+        <w:t xml:space="preserve">Filter the Detail tab to items flagged dormant today or dormant at the next cutoff under the adopted test for their governing state. This is the working list for the review.</w:t>
       </w:r>
     </w:p>
     <w:p>
@@ -901,7 +901,7 @@
           <w:bCs/>
           <w:b/>
         </w:rPr>
-        <w:t xml:space="preserve">Write the quarterly findings memo.</w:t>
+        <w:t xml:space="preserve">Write the semi-annual findings memo.</w:t>
       </w:r>
       <w:r>
         <w:t xml:space="preserve"> </w:t>
@@ -915,7 +915,7 @@
         <w:pStyle w:val="FirstParagraph"/>
       </w:pPr>
       <w:r>
-        <w:t xml:space="preserve">The findings memo and the quarter’s workbook are saved to the Unclaimed Property Analysis folder and to the repository branch so the history of each item is preserved for auditors.</w:t>
+        <w:t xml:space="preserve">The findings memo and the review’s workbook are saved to the Unclaimed Property Analysis folder and to the repository branch so the history of each item is preserved for auditors.</w:t>
       </w:r>
     </w:p>
     <w:bookmarkEnd w:id="25"/>
@@ -1022,7 +1022,7 @@
               <w:jc w:val="left"/>
             </w:pPr>
             <w:r>
-              <w:t xml:space="preserve">Company revenue, not unclaimed property. Recognized when the item is matched in the ordinary course and captured by the year-end revenue true-up; fee checks are not moved to revenue en masse. At a quarterly review only a fee item being written off at that time is booked to revenue.</w:t>
+              <w:t xml:space="preserve">Company revenue, not unclaimed property. Recognized when the item is matched in the ordinary course and captured by the year-end revenue true-up; fee checks are not moved to revenue en masse. At a semi-annual review only a fee item being written off at that time is booked to revenue.</w:t>
             </w:r>
           </w:p>
         </w:tc>
@@ -1647,9 +1647,417 @@
         <w:pStyle w:val="BodyText"/>
       </w:pPr>
       <w:r>
-        <w:t xml:space="preserve">For Texas, the practical sequence each year is: quarterly review at December 31 identifies items that will be dormant on March 1; letters go out in March; the report is filed and funds remitted by July 1. For Florida, Pennsylvania and Illinois the December 31 review feeds letters in January or February and filings in April and May. Alabama’s June 30 cutoff is fed by the June quarterly review.</w:t>
-      </w:r>
-    </w:p>
+        <w:t xml:space="preserve">For Texas, the practical sequence each year is: the December review identifies items that will be dormant on March 1; letters go out by May 2; the report is filed and funds remitted by July 1. For Florida, Pennsylvania and Illinois the December review feeds letters in January or February and filings in April and May; it must finish before Pennsylvania’s letter window closes on February 14. Alabama’s June 30 cutoff is fed by the June review, which also confirms the Texas July 1 remittance list.</w:t>
+      </w:r>
+    </w:p>
+    <w:p>
+      <w:pPr>
+        <w:pStyle w:val="BodyText"/>
+      </w:pPr>
+      <w:r>
+        <w:rPr>
+          <w:bCs/>
+          <w:b/>
+        </w:rPr>
+        <w:t xml:space="preserve">If a cutoff is missed.</w:t>
+      </w:r>
+      <w:r>
+        <w:t xml:space="preserve"> </w:t>
+      </w:r>
+      <w:r>
+        <w:t xml:space="preserve">Nothing is forgiven and nothing is forfeited. The item becomes past-due property: it goes on the next report with its original dormancy date, and the state may charge interest and penalties for the delay. Good faith is the protection: a written policy, documented reviews and filed reports are what every state’s waiver turns on, and property that is never reported keeps the enforcement window open indefinitely in Texas, Illinois and Alabama. Verified from the statutes on 10/6/2026:</w:t>
+      </w:r>
+    </w:p>
+    <w:tbl>
+      <w:tblPr>
+        <w:tblStyle w:val="Table"/>
+        <w:tblW w:type="pct" w:w="5000"/>
+        <w:tblLook w:firstRow="1" w:lastRow="0" w:firstColumn="0" w:lastColumn="0" w:noHBand="0" w:noVBand="0" w:val="0020"/>
+        <w:jc w:val="start"/>
+      </w:tblPr>
+      <w:tblGrid>
+        <w:gridCol w:w="1584"/>
+        <w:gridCol w:w="1584"/>
+        <w:gridCol w:w="1584"/>
+        <w:gridCol w:w="1584"/>
+        <w:gridCol w:w="1584"/>
+      </w:tblGrid>
+      <w:tr>
+        <w:trPr>
+          <w:tblHeader w:val="true"/>
+        </w:trPr>
+        <w:tc>
+          <w:tcPr/>
+          <w:p>
+            <w:pPr>
+              <w:pStyle w:val="Compact"/>
+              <w:jc w:val="left"/>
+            </w:pPr>
+            <w:r>
+              <w:t xml:space="preserve">State</w:t>
+            </w:r>
+          </w:p>
+        </w:tc>
+        <w:tc>
+          <w:tcPr/>
+          <w:p>
+            <w:pPr>
+              <w:pStyle w:val="Compact"/>
+              <w:jc w:val="left"/>
+            </w:pPr>
+            <w:r>
+              <w:t xml:space="preserve">Interest</w:t>
+            </w:r>
+          </w:p>
+        </w:tc>
+        <w:tc>
+          <w:tcPr/>
+          <w:p>
+            <w:pPr>
+              <w:pStyle w:val="Compact"/>
+              <w:jc w:val="left"/>
+            </w:pPr>
+            <w:r>
+              <w:t xml:space="preserve">Penalty</w:t>
+            </w:r>
+          </w:p>
+        </w:tc>
+        <w:tc>
+          <w:tcPr/>
+          <w:p>
+            <w:pPr>
+              <w:pStyle w:val="Compact"/>
+              <w:jc w:val="left"/>
+            </w:pPr>
+            <w:r>
+              <w:t xml:space="preserve">Waiver</w:t>
+            </w:r>
+          </w:p>
+        </w:tc>
+        <w:tc>
+          <w:tcPr/>
+          <w:p>
+            <w:pPr>
+              <w:pStyle w:val="Compact"/>
+              <w:jc w:val="left"/>
+            </w:pPr>
+            <w:r>
+              <w:t xml:space="preserve">Enforcement window</w:t>
+            </w:r>
+          </w:p>
+        </w:tc>
+      </w:tr>
+      <w:tr>
+        <w:tc>
+          <w:tcPr/>
+          <w:p>
+            <w:pPr>
+              <w:pStyle w:val="Compact"/>
+              <w:jc w:val="left"/>
+            </w:pPr>
+            <w:r>
+              <w:t xml:space="preserve">Texas</w:t>
+            </w:r>
+          </w:p>
+        </w:tc>
+        <w:tc>
+          <w:tcPr/>
+          <w:p>
+            <w:pPr>
+              <w:pStyle w:val="Compact"/>
+              <w:jc w:val="left"/>
+            </w:pPr>
+            <w:r>
+              <w:t xml:space="preserve">10% a year from the date the property should have been delivered (74.705)</w:t>
+            </w:r>
+          </w:p>
+        </w:tc>
+        <w:tc>
+          <w:tcPr/>
+          <w:p>
+            <w:pPr>
+              <w:pStyle w:val="Compact"/>
+              <w:jc w:val="left"/>
+            </w:pPr>
+            <w:r>
+              <w:t xml:space="preserve">5% of the value, plus a further 5% if more than 30 days late (74.706); wilful violation is a criminal offense (74.710)</w:t>
+            </w:r>
+          </w:p>
+        </w:tc>
+        <w:tc>
+          <w:tcPr/>
+          <w:p>
+            <w:pPr>
+              <w:pStyle w:val="Compact"/>
+              <w:jc w:val="left"/>
+            </w:pPr>
+            <w:r>
+              <w:t xml:space="preserve">Comptroller may waive for a good-faith effort to comply (74.707)</w:t>
+            </w:r>
+          </w:p>
+        </w:tc>
+        <w:tc>
+          <w:tcPr/>
+          <w:p>
+            <w:pPr>
+              <w:pStyle w:val="Compact"/>
+              <w:jc w:val="left"/>
+            </w:pPr>
+            <w:r>
+              <w:t xml:space="preserve">Examination must begin within 7 years of a filed report (74.7021); no clock runs on property never reported</w:t>
+            </w:r>
+          </w:p>
+        </w:tc>
+      </w:tr>
+      <w:tr>
+        <w:tc>
+          <w:tcPr/>
+          <w:p>
+            <w:pPr>
+              <w:pStyle w:val="Compact"/>
+              <w:jc w:val="left"/>
+            </w:pPr>
+            <w:r>
+              <w:t xml:space="preserve">Pennsylvania</w:t>
+            </w:r>
+          </w:p>
+        </w:tc>
+        <w:tc>
+          <w:tcPr/>
+          <w:p>
+            <w:pPr>
+              <w:pStyle w:val="Compact"/>
+              <w:jc w:val="left"/>
+            </w:pPr>
+            <w:r>
+              <w:t xml:space="preserve">12% a year from when the report was due (1301.24(b))</w:t>
+            </w:r>
+          </w:p>
+        </w:tc>
+        <w:tc>
+          <w:tcPr/>
+          <w:p>
+            <w:pPr>
+              <w:pStyle w:val="Compact"/>
+              <w:jc w:val="left"/>
+            </w:pPr>
+            <w:r>
+              <w:t xml:space="preserve">Up to $1,000 a day until a proper report is filed (1301.24(c)); fines up to $10,000 (1301.25)</w:t>
+            </w:r>
+          </w:p>
+        </w:tc>
+        <w:tc>
+          <w:tcPr/>
+          <w:p>
+            <w:pPr>
+              <w:pStyle w:val="Compact"/>
+              <w:jc w:val="left"/>
+            </w:pPr>
+            <w:r>
+              <w:t xml:space="preserve">Treasurer may waive for good cause and must waive penalties for a good-faith, non-negligent holder (1301.25(c))</w:t>
+            </w:r>
+          </w:p>
+        </w:tc>
+        <w:tc>
+          <w:tcPr/>
+          <w:p>
+            <w:pPr>
+              <w:pStyle w:val="Compact"/>
+              <w:jc w:val="left"/>
+            </w:pPr>
+            <w:r>
+              <w:t xml:space="preserve">15 years from a filed report (1301.16)</w:t>
+            </w:r>
+          </w:p>
+        </w:tc>
+      </w:tr>
+      <w:tr>
+        <w:tc>
+          <w:tcPr/>
+          <w:p>
+            <w:pPr>
+              <w:pStyle w:val="Compact"/>
+              <w:jc w:val="left"/>
+            </w:pPr>
+            <w:r>
+              <w:t xml:space="preserve">Illinois</w:t>
+            </w:r>
+          </w:p>
+        </w:tc>
+        <w:tc>
+          <w:tcPr/>
+          <w:p>
+            <w:pPr>
+              <w:pStyle w:val="Compact"/>
+              <w:jc w:val="left"/>
+            </w:pPr>
+            <w:r>
+              <w:t xml:space="preserve">Interest and penalties under the Act; the Treasurer’s VDA forgoes both</w:t>
+            </w:r>
+          </w:p>
+        </w:tc>
+        <w:tc>
+          <w:tcPr/>
+          <w:p>
+            <w:pPr>
+              <w:pStyle w:val="Compact"/>
+              <w:jc w:val="left"/>
+            </w:pPr>
+            <w:r>
+              <w:t xml:space="preserve">Not read in detail</w:t>
+            </w:r>
+          </w:p>
+        </w:tc>
+        <w:tc>
+          <w:tcPr/>
+          <w:p>
+            <w:pPr>
+              <w:pStyle w:val="Compact"/>
+              <w:jc w:val="left"/>
+            </w:pPr>
+            <w:r>
+              <w:t xml:space="preserve">Through the VDA</w:t>
+            </w:r>
+          </w:p>
+        </w:tc>
+        <w:tc>
+          <w:tcPr/>
+          <w:p>
+            <w:pPr>
+              <w:pStyle w:val="Compact"/>
+              <w:jc w:val="left"/>
+            </w:pPr>
+            <w:r>
+              <w:t xml:space="preserve">10 years from the report that identified the property; tolled if never reported (15-610(b))</w:t>
+            </w:r>
+          </w:p>
+        </w:tc>
+      </w:tr>
+      <w:tr>
+        <w:tc>
+          <w:tcPr/>
+          <w:p>
+            <w:pPr>
+              <w:pStyle w:val="Compact"/>
+              <w:jc w:val="left"/>
+            </w:pPr>
+            <w:r>
+              <w:t xml:space="preserve">Florida</w:t>
+            </w:r>
+          </w:p>
+        </w:tc>
+        <w:tc>
+          <w:tcPr/>
+          <w:p>
+            <w:pPr>
+              <w:pStyle w:val="Compact"/>
+              <w:jc w:val="left"/>
+            </w:pPr>
+            <w:r>
+              <w:t xml:space="preserve">None stated for late property</w:t>
+            </w:r>
+          </w:p>
+        </w:tc>
+        <w:tc>
+          <w:tcPr/>
+          <w:p>
+            <w:pPr>
+              <w:pStyle w:val="Compact"/>
+              <w:jc w:val="left"/>
+            </w:pPr>
+            <w:r>
+              <w:t xml:space="preserve">Late report $10 a day up to $500 (717.117(5)); wilful failure to report $500 a day up to $5,000 plus 25% of the unreported value (717.134)</w:t>
+            </w:r>
+          </w:p>
+        </w:tc>
+        <w:tc>
+          <w:tcPr/>
+          <w:p>
+            <w:pPr>
+              <w:pStyle w:val="Compact"/>
+              <w:jc w:val="left"/>
+            </w:pPr>
+            <w:r>
+              <w:t xml:space="preserve">Must waive where the holder acted in good faith and without negligence (717.134)</w:t>
+            </w:r>
+          </w:p>
+        </w:tc>
+        <w:tc>
+          <w:tcPr/>
+          <w:p>
+            <w:pPr>
+              <w:pStyle w:val="Compact"/>
+              <w:jc w:val="left"/>
+            </w:pPr>
+            <w:r>
+              <w:t xml:space="preserve">10 years after the duty arose (717.129(2))</w:t>
+            </w:r>
+          </w:p>
+        </w:tc>
+      </w:tr>
+      <w:tr>
+        <w:tc>
+          <w:tcPr/>
+          <w:p>
+            <w:pPr>
+              <w:pStyle w:val="Compact"/>
+              <w:jc w:val="left"/>
+            </w:pPr>
+            <w:r>
+              <w:t xml:space="preserve">Alabama</w:t>
+            </w:r>
+          </w:p>
+        </w:tc>
+        <w:tc>
+          <w:tcPr/>
+          <w:p>
+            <w:pPr>
+              <w:pStyle w:val="Compact"/>
+              <w:jc w:val="left"/>
+            </w:pPr>
+            <w:r>
+              <w:t xml:space="preserve">None stated</w:t>
+            </w:r>
+          </w:p>
+        </w:tc>
+        <w:tc>
+          <w:tcPr/>
+          <w:p>
+            <w:pPr>
+              <w:pStyle w:val="Compact"/>
+              <w:jc w:val="left"/>
+            </w:pPr>
+            <w:r>
+              <w:t xml:space="preserve">$100 per business day up to $5,000; $500 a day up to $25,000 if wilful (35-12-92)</w:t>
+            </w:r>
+          </w:p>
+        </w:tc>
+        <w:tc>
+          <w:tcPr/>
+          <w:p>
+            <w:pPr>
+              <w:pStyle w:val="Compact"/>
+              <w:jc w:val="left"/>
+            </w:pPr>
+            <w:r>
+              <w:t xml:space="preserve">Must waive penalties where the holder acted in good faith (35-12-92(d))</w:t>
+            </w:r>
+          </w:p>
+        </w:tc>
+        <w:tc>
+          <w:tcPr/>
+          <w:p>
+            <w:pPr>
+              <w:pStyle w:val="Compact"/>
+              <w:jc w:val="left"/>
+            </w:pPr>
+            <w:r>
+              <w:t xml:space="preserve">10 years from the report; tolled if never reported (35-12-88(b))</w:t>
+            </w:r>
+          </w:p>
+        </w:tc>
+      </w:tr>
+    </w:tbl>
     <w:bookmarkEnd w:id="27"/>
     <w:bookmarkStart w:id="28" w:name="accounting-treatment"/>
     <w:p>
@@ -1829,7 +2237,7 @@
               <w:jc w:val="left"/>
             </w:pPr>
             <w:r>
-              <w:t xml:space="preserve">Company’s money; booked when matched in the ordinary course, at the year-end true-up, or when written off at a quarterly review</w:t>
+              <w:t xml:space="preserve">Company’s money; booked when matched in the ordinary course, at the year-end true-up, or when written off at a semi-annual review</w:t>
             </w:r>
           </w:p>
         </w:tc>
@@ -2084,7 +2492,7 @@
         <w:pStyle w:val="BodyText"/>
       </w:pPr>
       <w:r>
-        <w:t xml:space="preserve">For each item, retain: the deposit record and check image, the Paperless Pipeline file or Disbursement Authorization, the Closing Disclosure, the agent’s Independent Contractor Agreement and Agent Information sheet, the due-diligence letter and any response, the refund or payment record, the state report and remittance confirmation, and any counsel memo supporting an offset or retention. The quarterly memos and each quarter’s workbook are kept for the same period.</w:t>
+        <w:t xml:space="preserve">For each item, retain: the deposit record and check image, the Paperless Pipeline file or Disbursement Authorization, the Closing Disclosure, the agent’s Independent Contractor Agreement and Agent Information sheet, the due-diligence letter and any response, the refund or payment record, the state report and remittance confirmation, and any counsel memo supporting an offset or retention. The semi-annual memos and each review’s workbook are kept for the same period.</w:t>
       </w:r>
     </w:p>
     <w:bookmarkEnd w:id="29"/>
@@ -2102,7 +2510,7 @@
         <w:pStyle w:val="FirstParagraph"/>
       </w:pPr>
       <w:r>
-        <w:t xml:space="preserve">The first review under this policy works the backlog that accumulated before it existed. It follows the same quarterly steps, applied to every item already past a threshold or approaching the next cutoff, and it packages the open legal questions for counsel in one submission rather than piecemeal.</w:t>
+        <w:t xml:space="preserve">The first review under this policy works the backlog that accumulated before it existed. It follows the same semi-annual review steps, applied to every item already past a threshold or approaching the next cutoff, and it packages the open legal questions for counsel in one submission rather than piecemeal.</w:t>
       </w:r>
     </w:p>
     <w:p>
@@ -2273,19 +2681,19 @@
               <w:jc w:val="left"/>
             </w:pPr>
             <w:r>
-              <w:t xml:space="preserve">Zero at each quarter end</w:t>
-            </w:r>
-          </w:p>
-        </w:tc>
-        <w:tc>
-          <w:tcPr/>
-          <w:p>
-            <w:pPr>
-              <w:pStyle w:val="Compact"/>
-              <w:jc w:val="left"/>
-            </w:pPr>
-            <w:r>
-              <w:t xml:space="preserve">Quarterly</w:t>
+              <w:t xml:space="preserve">Zero at each review date</w:t>
+            </w:r>
+          </w:p>
+        </w:tc>
+        <w:tc>
+          <w:tcPr/>
+          <w:p>
+            <w:pPr>
+              <w:pStyle w:val="Compact"/>
+              <w:jc w:val="left"/>
+            </w:pPr>
+            <w:r>
+              <w:t xml:space="preserve">Semi-annually</w:t>
             </w:r>
           </w:p>
         </w:tc>
@@ -2323,7 +2731,7 @@
               <w:jc w:val="left"/>
             </w:pPr>
             <w:r>
-              <w:t xml:space="preserve">Quarterly</w:t>
+              <w:t xml:space="preserve">Semi-annually</w:t>
             </w:r>
           </w:p>
         </w:tc>
@@ -2361,7 +2769,7 @@
               <w:jc w:val="left"/>
             </w:pPr>
             <w:r>
-              <w:t xml:space="preserve">Quarterly</w:t>
+              <w:t xml:space="preserve">Semi-annually</w:t>
             </w:r>
           </w:p>
         </w:tc>
@@ -2399,7 +2807,7 @@
               <w:jc w:val="left"/>
             </w:pPr>
             <w:r>
-              <w:t xml:space="preserve">Quarterly</w:t>
+              <w:t xml:space="preserve">Semi-annually</w:t>
             </w:r>
           </w:p>
         </w:tc>
@@ -2451,31 +2859,31 @@
               <w:jc w:val="left"/>
             </w:pPr>
             <w:r>
-              <w:t xml:space="preserve">Quarterly findings memo issued</w:t>
-            </w:r>
-          </w:p>
-        </w:tc>
-        <w:tc>
-          <w:tcPr/>
-          <w:p>
-            <w:pPr>
-              <w:pStyle w:val="Compact"/>
-              <w:jc w:val="left"/>
-            </w:pPr>
-            <w:r>
-              <w:t xml:space="preserve">Within 30 days of quarter end</w:t>
-            </w:r>
-          </w:p>
-        </w:tc>
-        <w:tc>
-          <w:tcPr/>
-          <w:p>
-            <w:pPr>
-              <w:pStyle w:val="Compact"/>
-              <w:jc w:val="left"/>
-            </w:pPr>
-            <w:r>
-              <w:t xml:space="preserve">Quarterly</w:t>
+              <w:t xml:space="preserve">Semi-annual findings memo issued</w:t>
+            </w:r>
+          </w:p>
+        </w:tc>
+        <w:tc>
+          <w:tcPr/>
+          <w:p>
+            <w:pPr>
+              <w:pStyle w:val="Compact"/>
+              <w:jc w:val="left"/>
+            </w:pPr>
+            <w:r>
+              <w:t xml:space="preserve">Within 30 days of each review date</w:t>
+            </w:r>
+          </w:p>
+        </w:tc>
+        <w:tc>
+          <w:tcPr/>
+          <w:p>
+            <w:pPr>
+              <w:pStyle w:val="Compact"/>
+              <w:jc w:val="left"/>
+            </w:pPr>
+            <w:r>
+              <w:t xml:space="preserve">Semi-annually</w:t>
             </w:r>
           </w:p>
         </w:tc>
@@ -2486,7 +2894,7 @@
         <w:pStyle w:val="BodyText"/>
       </w:pPr>
       <w:r>
-        <w:t xml:space="preserve">Escalation: any threshold item over $5,000 that cannot be resolved by the quarterly memo date goes to the CFO with the reason. Any contact from a state administrator or audit firm about unclaimed property goes to the Director of Financial Reporting and Analysis and counsel the same day, because a voluntary disclosure is no longer available once contact has been made.</w:t>
+        <w:t xml:space="preserve">Escalation: any threshold item over $5,000 that cannot be resolved by the findings memo date goes to the CFO with the reason. Any contact from a state administrator or audit firm about unclaimed property goes to the Director of Financial Reporting and Analysis and counsel the same day, because a voluntary disclosure is no longer available once contact has been made.</w:t>
       </w:r>
     </w:p>
     <w:bookmarkEnd w:id="31"/>

--- a/accrued-commissions-analysis/Accrued_Commissions_Unclaimed_Property_SOP.docx
+++ b/accrued-commissions-analysis/Accrued_Commissions_Unclaimed_Property_SOP.docx
@@ -33,7 +33,7 @@
         <w:pStyle w:val="FirstParagraph"/>
       </w:pPr>
       <w:r>
-        <w:t xml:space="preserve">Unapplied commission deposits are applied in the ordinary course of business, with no deadline, and are reviewed twice a year against each state’s dormancy threshold. Items that have crossed the threshold, or will cross it before the next state report cutoff, are resolved and taken off the books: paid to the owner, refunded to the payer, remitted to the state, or retained with documented support. Twice a year is the right cadence: dormancy periods run one to three years, a review in early December feeds the December 31 cutoffs (Pennsylvania, Illinois, Florida) and the March 1 Texas cutoff, and a review in early June feeds the June 30 Alabama cutoff and the July 1 Texas remittance.</w:t>
+        <w:t xml:space="preserve">Unapplied commission deposits are applied in the ordinary course of business, with no deadline, and are reviewed once a year, in early December, against each state’s dormancy threshold. Items that have crossed the threshold, or will cross it before the next state report cutoff, are resolved and taken off the books: paid to the owner, refunded to the payer, remitted to the state, or retained with documented support. One annual cycle is the right cadence: dormancy periods run one to three years, and a single December review, projected forward to every cutoff, feeds one batch of due-diligence letters in January and every state’s filing: Pennsylvania April 15, Illinois and Florida May 1, Texas July 1 and Alabama November 1.</w:t>
       </w:r>
     </w:p>
     <w:p>
@@ -41,7 +41,7 @@
         <w:pStyle w:val="BodyText"/>
       </w:pPr>
       <w:r>
-        <w:t xml:space="preserve">This is a standing policy. It carries no balances or dates of its own; the current figures, the aged-item detail and each review’s decisions live in the analysis workbook and the semi-annual findings memo. It covers every check or wire deposited into an office operating account of Dallas, Houston, Texas United Realty (TUR), Chicago, Philly, Leading Edge, Gallery or DC that has not yet been matched to a transaction and booked in Sage.</w:t>
+        <w:t xml:space="preserve">This is a standing policy. It carries no balances or dates of its own; the current figures, the aged-item detail and each year’s decisions live in the analysis workbook and the annual findings memo. It covers every check or wire deposited into an office operating account of Dallas, Houston, Texas United Realty (TUR), Chicago, Philly, Leading Edge, Gallery or DC that has not yet been matched to a transaction and booked in Sage.</w:t>
       </w:r>
     </w:p>
     <w:tbl>
@@ -169,19 +169,19 @@
               <w:jc w:val="left"/>
             </w:pPr>
             <w:r>
-              <w:t xml:space="preserve">Twice a year: early December (as of November 30) and early June (as of May 31), ahead of the state cutoffs</w:t>
-            </w:r>
-          </w:p>
-        </w:tc>
-        <w:tc>
-          <w:tcPr/>
-          <w:p>
-            <w:pPr>
-              <w:pStyle w:val="Compact"/>
-              <w:jc w:val="left"/>
-            </w:pPr>
-            <w:r>
-              <w:t xml:space="preserve">Aged items tested against the dormancy threshold; items past it or approaching the next cutoff are resolved; due-diligence letters queued</w:t>
+              <w:t xml:space="preserve">Once a year: early December (as of November 30), projected to every state cutoff</w:t>
+            </w:r>
+          </w:p>
+        </w:tc>
+        <w:tc>
+          <w:tcPr/>
+          <w:p>
+            <w:pPr>
+              <w:pStyle w:val="Compact"/>
+              <w:jc w:val="left"/>
+            </w:pPr>
+            <w:r>
+              <w:t xml:space="preserve">Aged items tested against the dormancy threshold; items past it or reaching it by the next cutoff are resolved; one batch of due-diligence letters goes out January 1 to February 14</w:t>
             </w:r>
           </w:p>
         </w:tc>
@@ -205,7 +205,7 @@
               <w:jc w:val="left"/>
             </w:pPr>
             <w:r>
-              <w:t xml:space="preserve">Updated analysis workbook; semi-annual findings memo</w:t>
+              <w:t xml:space="preserve">Updated analysis workbook; annual findings memo; letter batch</w:t>
             </w:r>
           </w:p>
         </w:tc>
@@ -219,19 +219,19 @@
               <w:jc w:val="left"/>
             </w:pPr>
             <w:r>
-              <w:t xml:space="preserve">Annually, per state</w:t>
-            </w:r>
-          </w:p>
-        </w:tc>
-        <w:tc>
-          <w:tcPr/>
-          <w:p>
-            <w:pPr>
-              <w:pStyle w:val="Compact"/>
-              <w:jc w:val="left"/>
-            </w:pPr>
-            <w:r>
-              <w:t xml:space="preserve">Reports filed and funds remitted for items past dormancy that were not resolved</w:t>
+              <w:t xml:space="preserve">Filing season, prepared in the same cycle</w:t>
+            </w:r>
+          </w:p>
+        </w:tc>
+        <w:tc>
+          <w:tcPr/>
+          <w:p>
+            <w:pPr>
+              <w:pStyle w:val="Compact"/>
+              <w:jc w:val="left"/>
+            </w:pPr>
+            <w:r>
+              <w:t xml:space="preserve">Reports and remittances submitted on each state’s statutory date: Pennsylvania April 15, Illinois and Florida May 1, Texas July 1, Alabama November 1</w:t>
             </w:r>
           </w:p>
         </w:tc>
@@ -318,7 +318,7 @@
         <w:pStyle w:val="BodyText"/>
       </w:pPr>
       <w:r>
-        <w:t xml:space="preserve">Deposits often sit in the block for a long time before they are applied, and that is acceptable. Late application is not the risk. The risk is an amount that belongs to an agent or a payer crossing its state’s dormancy threshold and reaching a report cutoff without having been paid, refunded, or reported. This policy exists to catch those items at each semi-annual review and get them off the books.</w:t>
+        <w:t xml:space="preserve">Deposits often sit in the block for a long time before they are applied, and that is acceptable. Late application is not the risk. The risk is an amount that belongs to an agent or a payer crossing its state’s dormancy threshold and reaching a report cutoff without having been paid, refunded, or reported. This policy exists to catch those items at the annual review and get them off the books.</w:t>
       </w:r>
     </w:p>
     <w:p>
@@ -326,7 +326,7 @@
         <w:pStyle w:val="BodyText"/>
       </w:pPr>
       <w:r>
-        <w:t xml:space="preserve">Current balances, aging, classification and exposure by entity are in Accrued_Commissions_Unclaimed_Property_Analysis.xlsx, rebuilt at each semi-annual review, and summarized in that review’s findings memo. The first findings memo, dated 10/6/2026, also carries the plan for working the initial backlog.</w:t>
+        <w:t xml:space="preserve">Current balances, aging, classification and exposure by entity are in Accrued_Commissions_Unclaimed_Property_Analysis.xlsx, rebuilt at each annual review, and summarized in that year’s findings memo. The first findings memo, dated 10/6/2026, also carries the plan for working the initial backlog.</w:t>
       </w:r>
     </w:p>
     <w:bookmarkEnd w:id="21"/>
@@ -596,7 +596,7 @@
               <w:jc w:val="left"/>
             </w:pPr>
             <w:r>
-              <w:t xml:space="preserve">Run the semi-annual threshold review, maintain the analysis workbook, approve estimated splits, approve due-diligence letters, prepare state reports and remittance JEs, write the semi-annual findings memo, keep the filing calendar.</w:t>
+              <w:t xml:space="preserve">Run the annual threshold review, maintain the analysis workbook, approve estimated splits, approve due-diligence letters, prepare state reports and remittance JEs, write the annual findings memo, keep the filing calendar.</w:t>
             </w:r>
           </w:p>
         </w:tc>
@@ -669,7 +669,7 @@
         <w:pStyle w:val="FirstParagraph"/>
       </w:pPr>
       <w:r>
-        <w:t xml:space="preserve">Deposits are applied when the transaction is identified, with no deadline. Some commissions are applied long after deposit and that is normal. Three things are required of the ongoing process so that the semi-annual review has what it needs.</w:t>
+        <w:t xml:space="preserve">Deposits are applied when the transaction is identified, with no deadline. Some commissions are applied long after deposit and that is normal. Three things are required of the ongoing process so that the annual review has what it needs.</w:t>
       </w:r>
     </w:p>
     <w:p>
@@ -705,7 +705,7 @@
         <w:pStyle w:val="Compact"/>
       </w:pPr>
       <w:r>
-        <w:t xml:space="preserve">Anything learned about an unapplied item (a payer’s file reference, a likely agent, a note that the check is not ours) is written in the memo column so it is there at the next semi-annual review.</w:t>
+        <w:t xml:space="preserve">Anything learned about an unapplied item (a payer’s file reference, a likely agent, a note that the check is not ours) is written in the memo column so it is there at the next annual review.</w:t>
       </w:r>
     </w:p>
     <w:p>
@@ -717,13 +717,13 @@
       </w:r>
     </w:p>
     <w:bookmarkEnd w:id="24"/>
-    <w:bookmarkStart w:id="25" w:name="semi-annual-unclaimed-property-review"/>
+    <w:bookmarkStart w:id="25" w:name="annual-unclaimed-property-review"/>
     <w:p>
       <w:pPr>
         <w:pStyle w:val="Heading2"/>
       </w:pPr>
       <w:r>
-        <w:t xml:space="preserve">Semi-annual unclaimed property review</w:t>
+        <w:t xml:space="preserve">Annual unclaimed property review</w:t>
       </w:r>
     </w:p>
     <w:p>
@@ -731,7 +731,7 @@
         <w:pStyle w:val="FirstParagraph"/>
       </w:pPr>
       <w:r>
-        <w:t xml:space="preserve">In early December (as of November 30) and early June (as of May 31), ahead of the state cutoffs, the Director of Financial Reporting and Analysis re-runs the analysis workbook and works only the items that matter for unclaimed property: those past their state’s dormancy threshold today, and those that will be past it at the next state report cutoff. Everything younger is left to the ordinary application process. The result is documented in a short semi-annual findings memo.</w:t>
+        <w:t xml:space="preserve">In early December (as of November 30), ahead of every state cutoff, the Director of Financial Reporting and Analysis re-runs the analysis workbook and works only the items that matter for unclaimed property: those past their state’s dormancy threshold today, and those that will be past it at their state’s next report cutoff (December 31 for Pennsylvania, Illinois and Florida, March 1 for Texas, June 30 for Alabama). Everything younger is left to the ordinary application process. The result is documented in a short annual findings memo.</w:t>
       </w:r>
     </w:p>
     <w:p>
@@ -901,7 +901,7 @@
           <w:bCs/>
           <w:b/>
         </w:rPr>
-        <w:t xml:space="preserve">Write the semi-annual findings memo.</w:t>
+        <w:t xml:space="preserve">Write the annual findings memo.</w:t>
       </w:r>
       <w:r>
         <w:t xml:space="preserve"> </w:t>
@@ -1022,7 +1022,7 @@
               <w:jc w:val="left"/>
             </w:pPr>
             <w:r>
-              <w:t xml:space="preserve">Company revenue, not unclaimed property. Recognized when the item is matched in the ordinary course and captured by the year-end revenue true-up; fee checks are not moved to revenue en masse. At a semi-annual review only a fee item being written off at that time is booked to revenue.</w:t>
+              <w:t xml:space="preserve">Company revenue, not unclaimed property. Recognized when the item is matched in the ordinary course and captured by the year-end revenue true-up; fee checks are not moved to revenue en masse. At the annual review only a fee item being written off at that time is booked to revenue.</w:t>
             </w:r>
           </w:p>
         </w:tc>
@@ -1647,7 +1647,7 @@
         <w:pStyle w:val="BodyText"/>
       </w:pPr>
       <w:r>
-        <w:t xml:space="preserve">For Texas, the practical sequence each year is: the December review identifies items that will be dormant on March 1; letters go out by May 2; the report is filed and funds remitted by July 1. For Florida, Pennsylvania and Illinois the December review feeds letters in January or February and filings in April and May; it must finish before Pennsylvania’s letter window closes on February 14. Alabama’s June 30 cutoff is fed by the June review, which also confirms the Texas July 1 remittance list.</w:t>
+        <w:t xml:space="preserve">The practical sequence each year: the December review (as of November 30) identifies every item that is dormant, or will be dormant by December 31, March 1 or June 30; one batch of due-diligence letters goes out between January 1 and February 14, which is inside Pennsylvania’s and Florida’s windows and earlier than Illinois, Texas and Alabama require; and the reports are prepared in the same cycle and submitted on each state’s statutory date: Pennsylvania April 15, Illinois and Florida May 1, Texas July 1 (property held on March 1) and Alabama November 1 (property dormant by June 30). The review must finish before Pennsylvania’s letter window closes on February 14. Whether Texas and Illinois accept a report filed months early, and whether Alabama accepts early remittance, was not verified; the dates above are the statutory ones.</w:t>
       </w:r>
     </w:p>
     <w:p>
@@ -2237,7 +2237,7 @@
               <w:jc w:val="left"/>
             </w:pPr>
             <w:r>
-              <w:t xml:space="preserve">Company’s money; booked when matched in the ordinary course, at the year-end true-up, or when written off at a semi-annual review</w:t>
+              <w:t xml:space="preserve">Company’s money; booked when matched in the ordinary course, at the year-end true-up, or when written off at the annual review</w:t>
             </w:r>
           </w:p>
         </w:tc>
@@ -2492,7 +2492,7 @@
         <w:pStyle w:val="BodyText"/>
       </w:pPr>
       <w:r>
-        <w:t xml:space="preserve">For each item, retain: the deposit record and check image, the Paperless Pipeline file or Disbursement Authorization, the Closing Disclosure, the agent’s Independent Contractor Agreement and Agent Information sheet, the due-diligence letter and any response, the refund or payment record, the state report and remittance confirmation, and any counsel memo supporting an offset or retention. The semi-annual memos and each review’s workbook are kept for the same period.</w:t>
+        <w:t xml:space="preserve">For each item, retain: the deposit record and check image, the Paperless Pipeline file or Disbursement Authorization, the Closing Disclosure, the agent’s Independent Contractor Agreement and Agent Information sheet, the due-diligence letter and any response, the refund or payment record, the state report and remittance confirmation, and any counsel memo supporting an offset or retention. The annual memos and each year’s workbook are kept for the same period.</w:t>
       </w:r>
     </w:p>
     <w:bookmarkEnd w:id="29"/>
@@ -2510,7 +2510,7 @@
         <w:pStyle w:val="FirstParagraph"/>
       </w:pPr>
       <w:r>
-        <w:t xml:space="preserve">The first review under this policy works the backlog that accumulated before it existed. It follows the same semi-annual review steps, applied to every item already past a threshold or approaching the next cutoff, and it packages the open legal questions for counsel in one submission rather than piecemeal.</w:t>
+        <w:t xml:space="preserve">The first review under this policy works the backlog that accumulated before it existed. It follows the same annual review steps, applied to every item already past a threshold or approaching the next cutoff, and it packages the open legal questions for counsel in one submission rather than piecemeal.</w:t>
       </w:r>
     </w:p>
     <w:p>
@@ -2693,7 +2693,7 @@
               <w:jc w:val="left"/>
             </w:pPr>
             <w:r>
-              <w:t xml:space="preserve">Semi-annually</w:t>
+              <w:t xml:space="preserve">Annually</w:t>
             </w:r>
           </w:p>
         </w:tc>
@@ -2731,7 +2731,7 @@
               <w:jc w:val="left"/>
             </w:pPr>
             <w:r>
-              <w:t xml:space="preserve">Semi-annually</w:t>
+              <w:t xml:space="preserve">Annually</w:t>
             </w:r>
           </w:p>
         </w:tc>
@@ -2769,7 +2769,7 @@
               <w:jc w:val="left"/>
             </w:pPr>
             <w:r>
-              <w:t xml:space="preserve">Semi-annually</w:t>
+              <w:t xml:space="preserve">Annually</w:t>
             </w:r>
           </w:p>
         </w:tc>
@@ -2807,7 +2807,7 @@
               <w:jc w:val="left"/>
             </w:pPr>
             <w:r>
-              <w:t xml:space="preserve">Semi-annually</w:t>
+              <w:t xml:space="preserve">Annually</w:t>
             </w:r>
           </w:p>
         </w:tc>
@@ -2859,31 +2859,31 @@
               <w:jc w:val="left"/>
             </w:pPr>
             <w:r>
-              <w:t xml:space="preserve">Semi-annual findings memo issued</w:t>
-            </w:r>
-          </w:p>
-        </w:tc>
-        <w:tc>
-          <w:tcPr/>
-          <w:p>
-            <w:pPr>
-              <w:pStyle w:val="Compact"/>
-              <w:jc w:val="left"/>
-            </w:pPr>
-            <w:r>
-              <w:t xml:space="preserve">Within 30 days of each review date</w:t>
-            </w:r>
-          </w:p>
-        </w:tc>
-        <w:tc>
-          <w:tcPr/>
-          <w:p>
-            <w:pPr>
-              <w:pStyle w:val="Compact"/>
-              <w:jc w:val="left"/>
-            </w:pPr>
-            <w:r>
-              <w:t xml:space="preserve">Semi-annually</w:t>
+              <w:t xml:space="preserve">Annual findings memo issued</w:t>
+            </w:r>
+          </w:p>
+        </w:tc>
+        <w:tc>
+          <w:tcPr/>
+          <w:p>
+            <w:pPr>
+              <w:pStyle w:val="Compact"/>
+              <w:jc w:val="left"/>
+            </w:pPr>
+            <w:r>
+              <w:t xml:space="preserve">Within 30 days of the review date</w:t>
+            </w:r>
+          </w:p>
+        </w:tc>
+        <w:tc>
+          <w:tcPr/>
+          <w:p>
+            <w:pPr>
+              <w:pStyle w:val="Compact"/>
+              <w:jc w:val="left"/>
+            </w:pPr>
+            <w:r>
+              <w:t xml:space="preserve">Annually</w:t>
             </w:r>
           </w:p>
         </w:tc>

--- a/accrued-commissions-analysis/Accrued_Commissions_Unclaimed_Property_SOP.docx
+++ b/accrued-commissions-analysis/Accrued_Commissions_Unclaimed_Property_SOP.docx
@@ -648,7 +648,7 @@
               <w:jc w:val="left"/>
             </w:pPr>
             <w:r>
-              <w:t xml:space="preserve">Approve any VDA submission and any decision to retain an amount under a forfeiture clause.</w:t>
+              <w:t xml:space="preserve">Approve any VDA submission and any retention under an offset, or under a forfeiture clause applied to an item settled before dormancy.</w:t>
             </w:r>
           </w:p>
         </w:tc>
